--- a/Backend/Director_Disclosure/Output_Disclosures/2024-25/ADANI_SOLAR_ENERGY_JAISALMER_TWO_PRIVATE_LIMITED/MBP-1/MBP1_Manish_Karna_07387787.docx
+++ b/Backend/Director_Disclosure/Output_Disclosures/2024-25/ADANI_SOLAR_ENERGY_JAISALMER_TWO_PRIVATE_LIMITED/MBP-1/MBP1_Manish_Karna_07387787.docx
@@ -93,227 +93,17 @@
     </w:p>
     <w:p>
       <w:pPr>
-        <w:spacing w:before="0" w:after="0"/>
-        <w:jc w:val="left"/>
-      </w:pPr>
-      <w:r>
-        <w:rPr>
-          <w:rFonts w:ascii="Adani" w:hAnsi="Adani"/>
-          <w:b w:val="0"/>
-          <w:sz w:val="20"/>
-          <w:u w:val="none"/>
-        </w:rPr>
-        <w:t>ADANI RENEWABLE ENERGY FIFTY ONE LIMITED</w:t>
-      </w:r>
-    </w:p>
-    <w:p>
-      <w:pPr>
-        <w:spacing w:before="0" w:after="0"/>
-        <w:jc w:val="left"/>
-      </w:pPr>
-      <w:r>
-        <w:rPr>
-          <w:rFonts w:ascii="Adani" w:hAnsi="Adani"/>
-          <w:b w:val="0"/>
-          <w:sz w:val="20"/>
-          <w:u w:val="none"/>
-        </w:rPr>
-        <w:t>ADANI RENEWABLE ENERGY NINETEEN LIMITED</w:t>
-      </w:r>
-    </w:p>
-    <w:p>
-      <w:pPr>
-        <w:spacing w:before="0" w:after="0"/>
-        <w:jc w:val="left"/>
-      </w:pPr>
-      <w:r>
-        <w:rPr>
-          <w:rFonts w:ascii="Adani" w:hAnsi="Adani"/>
-          <w:b w:val="0"/>
-          <w:sz w:val="20"/>
-          <w:u w:val="none"/>
-        </w:rPr>
-        <w:t>ADANI RENEWABLE ENERGY TWENTY LIMITED</w:t>
-      </w:r>
-    </w:p>
-    <w:p>
-      <w:pPr>
-        <w:spacing w:before="0" w:after="0"/>
-        <w:jc w:val="left"/>
-      </w:pPr>
-      <w:r>
-        <w:rPr>
-          <w:rFonts w:ascii="Adani" w:hAnsi="Adani"/>
-          <w:b w:val="0"/>
-          <w:sz w:val="20"/>
-          <w:u w:val="none"/>
-        </w:rPr>
-        <w:t>ADANI RENEWABLE ENERGY TWENTY ONE LIMITED</w:t>
-      </w:r>
-    </w:p>
-    <w:p>
-      <w:pPr>
-        <w:spacing w:before="0" w:after="0"/>
-        <w:jc w:val="left"/>
-      </w:pPr>
-      <w:r>
-        <w:rPr>
-          <w:rFonts w:ascii="Adani" w:hAnsi="Adani"/>
-          <w:b w:val="0"/>
-          <w:sz w:val="20"/>
-          <w:u w:val="none"/>
-        </w:rPr>
-        <w:t>ADANI RENEWABLE ENERGY EIGHTEEN LIMITED</w:t>
-      </w:r>
-    </w:p>
-    <w:p>
-      <w:pPr>
-        <w:spacing w:before="0" w:after="0"/>
-        <w:jc w:val="left"/>
-      </w:pPr>
-      <w:r>
-        <w:rPr>
-          <w:rFonts w:ascii="Adani" w:hAnsi="Adani"/>
-          <w:b w:val="0"/>
-          <w:sz w:val="20"/>
-          <w:u w:val="none"/>
-        </w:rPr>
-        <w:t>ADANI SOLAR ENERGY JAISALMER TWO PRIVATE LIMITED</w:t>
-      </w:r>
-    </w:p>
-    <w:p>
-      <w:pPr>
-        <w:spacing w:before="0" w:after="0"/>
-        <w:jc w:val="left"/>
-      </w:pPr>
-      <w:r>
-        <w:rPr>
-          <w:rFonts w:ascii="Adani" w:hAnsi="Adani"/>
-          <w:b w:val="0"/>
-          <w:sz w:val="20"/>
-          <w:u w:val="none"/>
-        </w:rPr>
-        <w:t>ADANI WIND ENERGY KUTCHH SIX LIMITED</w:t>
-      </w:r>
-    </w:p>
-    <w:p>
-      <w:pPr>
-        <w:spacing w:before="0" w:after="0"/>
-        <w:jc w:val="left"/>
-      </w:pPr>
-      <w:r>
-        <w:rPr>
-          <w:rFonts w:ascii="Adani" w:hAnsi="Adani"/>
-          <w:b w:val="0"/>
-          <w:sz w:val="20"/>
-          <w:u w:val="none"/>
-        </w:rPr>
-        <w:t>ADANI WIND ENERGY KUTCHH TWO LIMITED</w:t>
-      </w:r>
-    </w:p>
-    <w:p>
-      <w:pPr>
-        <w:spacing w:before="0" w:after="0"/>
-        <w:jc w:val="left"/>
-      </w:pPr>
-      <w:r>
-        <w:rPr>
-          <w:rFonts w:ascii="Adani" w:hAnsi="Adani"/>
-          <w:b w:val="0"/>
-          <w:sz w:val="20"/>
-          <w:u w:val="none"/>
-        </w:rPr>
-        <w:t>ADANI WIND ENERGY KUTCHH FIVE LIMITED</w:t>
-      </w:r>
-    </w:p>
-    <w:p>
-      <w:pPr>
-        <w:spacing w:before="0" w:after="0"/>
-        <w:jc w:val="left"/>
-      </w:pPr>
-      <w:r>
-        <w:rPr>
-          <w:rFonts w:ascii="Adani" w:hAnsi="Adani"/>
-          <w:b w:val="0"/>
-          <w:sz w:val="20"/>
-          <w:u w:val="none"/>
-        </w:rPr>
-        <w:t>ADANI SOLAR ENERGY CHITRAKOOT ONE LIMITED</w:t>
-      </w:r>
-    </w:p>
-    <w:p>
-      <w:pPr>
-        <w:spacing w:before="0" w:after="0"/>
-        <w:jc w:val="left"/>
-      </w:pPr>
-      <w:r>
-        <w:rPr>
-          <w:rFonts w:ascii="Adani" w:hAnsi="Adani"/>
-          <w:b w:val="0"/>
-          <w:sz w:val="20"/>
-          <w:u w:val="none"/>
-        </w:rPr>
-        <w:t>ADANI SAUR URJA (KA) LIMITED</w:t>
-      </w:r>
-    </w:p>
-    <w:p>
-      <w:pPr>
-        <w:spacing w:before="0" w:after="0"/>
-        <w:jc w:val="left"/>
-      </w:pPr>
-      <w:r>
-        <w:rPr>
-          <w:rFonts w:ascii="Adani" w:hAnsi="Adani"/>
-          <w:b w:val="0"/>
-          <w:sz w:val="20"/>
-          <w:u w:val="none"/>
-        </w:rPr>
-        <w:t>ADANI WIND ENERGY KUTCHH FOUR LIMITED</w:t>
-      </w:r>
-    </w:p>
-    <w:p>
-      <w:pPr>
-        <w:spacing w:before="0" w:after="0"/>
-        <w:jc w:val="left"/>
-      </w:pPr>
-      <w:r>
-        <w:rPr>
-          <w:rFonts w:ascii="Adani" w:hAnsi="Adani"/>
-          <w:b w:val="0"/>
-          <w:sz w:val="20"/>
-          <w:u w:val="none"/>
-        </w:rPr>
-        <w:t>ADANI WIND ENERGY KUTCHH ONE LIMITED</w:t>
-      </w:r>
-    </w:p>
-    <w:p>
-      <w:pPr>
-        <w:spacing w:before="0" w:after="0"/>
-        <w:jc w:val="left"/>
-      </w:pPr>
-      <w:r>
-        <w:rPr>
-          <w:rFonts w:ascii="Adani" w:hAnsi="Adani"/>
-          <w:b w:val="0"/>
-          <w:sz w:val="20"/>
-          <w:u w:val="none"/>
-        </w:rPr>
-        <w:t>ACME SURYASHAKTI PRIVATE LIMITED</w:t>
-      </w:r>
-    </w:p>
-    <w:p>
-      <w:pPr>
         <w:spacing w:before="0" w:after="160"/>
         <w:jc w:val="left"/>
       </w:pPr>
       <w:r>
         <w:rPr>
           <w:rFonts w:ascii="Adani" w:hAnsi="Adani"/>
-          <w:b w:val="0"/>
+          <w:b/>
           <w:sz w:val="20"/>
           <w:u w:val="none"/>
         </w:rPr>
-        <w:t>MRVA ENERGY SOLUTIONS LLP</w:t>
+        <w:t>ADANI SOLAR ENERGY JAISALMER TWO PRIVATE LIMITED</w:t>
       </w:r>
     </w:p>
     <w:p>
@@ -369,7 +159,7 @@
           <w:sz w:val="20"/>
           <w:u w:val="none"/>
         </w:rPr>
-        <w:t>{{FATHER_NAME}}</w:t>
+        <w:t xml:space="preserve">Shri Govind Lal Karna </w:t>
       </w:r>
       <w:r>
         <w:rPr>
@@ -599,6 +389,290 @@
                 <w:sz w:val="18"/>
                 <w:u w:val="none"/>
               </w:rPr>
+              <w:t>ARE64L STEP-ONE RENEWABLE ENERGY LIMITED</w:t>
+            </w:r>
+          </w:p>
+        </w:tc>
+        <w:tc>
+          <w:tcPr>
+            <w:tcW w:type="dxa" w:w="1814"/>
+            <w:shd w:val="clear" w:color="auto" w:fill="FFFFFF"/>
+            <w:tcBorders>
+              <w:top w:val="single" w:sz="4" w:space="0" w:color="000000"/>
+              <w:left w:val="single" w:sz="4" w:space="0" w:color="000000"/>
+              <w:bottom w:val="single" w:sz="4" w:space="0" w:color="000000"/>
+              <w:right w:val="single" w:sz="4" w:space="0" w:color="000000"/>
+            </w:tcBorders>
+            <w:vAlign w:val="center"/>
+          </w:tcPr>
+          <w:p>
+            <w:pPr>
+              <w:spacing w:before="40" w:after="40"/>
+              <w:jc w:val="left"/>
+            </w:pPr>
+            <w:r>
+              <w:rPr>
+                <w:rFonts w:ascii="Adani" w:hAnsi="Adani"/>
+                <w:b w:val="0"/>
+                <w:sz w:val="18"/>
+                <w:u w:val="none"/>
+              </w:rPr>
+              <w:t>Director</w:t>
+            </w:r>
+          </w:p>
+        </w:tc>
+        <w:tc>
+          <w:tcPr>
+            <w:tcW w:type="dxa" w:w="1020"/>
+            <w:shd w:val="clear" w:color="auto" w:fill="FFFFFF"/>
+            <w:tcBorders>
+              <w:top w:val="single" w:sz="4" w:space="0" w:color="000000"/>
+              <w:left w:val="single" w:sz="4" w:space="0" w:color="000000"/>
+              <w:bottom w:val="single" w:sz="4" w:space="0" w:color="000000"/>
+              <w:right w:val="single" w:sz="4" w:space="0" w:color="000000"/>
+            </w:tcBorders>
+            <w:vAlign w:val="center"/>
+          </w:tcPr>
+          <w:p>
+            <w:pPr>
+              <w:spacing w:before="40" w:after="40"/>
+              <w:jc w:val="left"/>
+            </w:pPr>
+            <w:r>
+              <w:rPr>
+                <w:rFonts w:ascii="Adani" w:hAnsi="Adani"/>
+                <w:b w:val="0"/>
+                <w:sz w:val="18"/>
+                <w:u w:val="none"/>
+              </w:rPr>
+              <w:t>NIL</w:t>
+            </w:r>
+          </w:p>
+        </w:tc>
+        <w:tc>
+          <w:tcPr>
+            <w:tcW w:type="dxa" w:w="1247"/>
+            <w:shd w:val="clear" w:color="auto" w:fill="FFFFFF"/>
+            <w:tcBorders>
+              <w:top w:val="single" w:sz="4" w:space="0" w:color="000000"/>
+              <w:left w:val="single" w:sz="4" w:space="0" w:color="000000"/>
+              <w:bottom w:val="single" w:sz="4" w:space="0" w:color="000000"/>
+              <w:right w:val="single" w:sz="4" w:space="0" w:color="000000"/>
+            </w:tcBorders>
+            <w:vAlign w:val="center"/>
+          </w:tcPr>
+          <w:p>
+            <w:pPr>
+              <w:spacing w:before="40" w:after="40"/>
+              <w:jc w:val="left"/>
+            </w:pPr>
+            <w:r>
+              <w:rPr>
+                <w:rFonts w:ascii="Adani" w:hAnsi="Adani"/>
+                <w:b w:val="0"/>
+                <w:sz w:val="18"/>
+                <w:u w:val="none"/>
+              </w:rPr>
+              <w:t>07/05/2026</w:t>
+            </w:r>
+          </w:p>
+        </w:tc>
+      </w:tr>
+      <w:tr>
+        <w:tc>
+          <w:tcPr>
+            <w:tcW w:type="dxa" w:w="680"/>
+            <w:shd w:val="clear" w:color="auto" w:fill="FFFFFF"/>
+            <w:tcBorders>
+              <w:top w:val="single" w:sz="4" w:space="0" w:color="000000"/>
+              <w:left w:val="single" w:sz="4" w:space="0" w:color="000000"/>
+              <w:bottom w:val="single" w:sz="4" w:space="0" w:color="000000"/>
+              <w:right w:val="single" w:sz="4" w:space="0" w:color="000000"/>
+            </w:tcBorders>
+            <w:vAlign w:val="center"/>
+          </w:tcPr>
+          <w:p>
+            <w:pPr>
+              <w:spacing w:before="40" w:after="40"/>
+              <w:jc w:val="left"/>
+            </w:pPr>
+            <w:r>
+              <w:rPr>
+                <w:rFonts w:ascii="Adani" w:hAnsi="Adani"/>
+                <w:b w:val="0"/>
+                <w:sz w:val="18"/>
+                <w:u w:val="none"/>
+              </w:rPr>
+              <w:t>2</w:t>
+            </w:r>
+          </w:p>
+        </w:tc>
+        <w:tc>
+          <w:tcPr>
+            <w:tcW w:type="dxa" w:w="3969"/>
+            <w:shd w:val="clear" w:color="auto" w:fill="FFFFFF"/>
+            <w:tcBorders>
+              <w:top w:val="single" w:sz="4" w:space="0" w:color="000000"/>
+              <w:left w:val="single" w:sz="4" w:space="0" w:color="000000"/>
+              <w:bottom w:val="single" w:sz="4" w:space="0" w:color="000000"/>
+              <w:right w:val="single" w:sz="4" w:space="0" w:color="000000"/>
+            </w:tcBorders>
+            <w:vAlign w:val="center"/>
+          </w:tcPr>
+          <w:p>
+            <w:pPr>
+              <w:spacing w:before="40" w:after="40"/>
+              <w:jc w:val="left"/>
+            </w:pPr>
+            <w:r>
+              <w:rPr>
+                <w:rFonts w:ascii="Adani" w:hAnsi="Adani"/>
+                <w:b w:val="0"/>
+                <w:sz w:val="18"/>
+                <w:u w:val="none"/>
+              </w:rPr>
+              <w:t>ARE64L STEP-TWO RENEWABLE ENERGY LIMITED</w:t>
+            </w:r>
+          </w:p>
+        </w:tc>
+        <w:tc>
+          <w:tcPr>
+            <w:tcW w:type="dxa" w:w="1814"/>
+            <w:shd w:val="clear" w:color="auto" w:fill="FFFFFF"/>
+            <w:tcBorders>
+              <w:top w:val="single" w:sz="4" w:space="0" w:color="000000"/>
+              <w:left w:val="single" w:sz="4" w:space="0" w:color="000000"/>
+              <w:bottom w:val="single" w:sz="4" w:space="0" w:color="000000"/>
+              <w:right w:val="single" w:sz="4" w:space="0" w:color="000000"/>
+            </w:tcBorders>
+            <w:vAlign w:val="center"/>
+          </w:tcPr>
+          <w:p>
+            <w:pPr>
+              <w:spacing w:before="40" w:after="40"/>
+              <w:jc w:val="left"/>
+            </w:pPr>
+            <w:r>
+              <w:rPr>
+                <w:rFonts w:ascii="Adani" w:hAnsi="Adani"/>
+                <w:b w:val="0"/>
+                <w:sz w:val="18"/>
+                <w:u w:val="none"/>
+              </w:rPr>
+              <w:t>Director</w:t>
+            </w:r>
+          </w:p>
+        </w:tc>
+        <w:tc>
+          <w:tcPr>
+            <w:tcW w:type="dxa" w:w="1020"/>
+            <w:shd w:val="clear" w:color="auto" w:fill="FFFFFF"/>
+            <w:tcBorders>
+              <w:top w:val="single" w:sz="4" w:space="0" w:color="000000"/>
+              <w:left w:val="single" w:sz="4" w:space="0" w:color="000000"/>
+              <w:bottom w:val="single" w:sz="4" w:space="0" w:color="000000"/>
+              <w:right w:val="single" w:sz="4" w:space="0" w:color="000000"/>
+            </w:tcBorders>
+            <w:vAlign w:val="center"/>
+          </w:tcPr>
+          <w:p>
+            <w:pPr>
+              <w:spacing w:before="40" w:after="40"/>
+              <w:jc w:val="left"/>
+            </w:pPr>
+            <w:r>
+              <w:rPr>
+                <w:rFonts w:ascii="Adani" w:hAnsi="Adani"/>
+                <w:b w:val="0"/>
+                <w:sz w:val="18"/>
+                <w:u w:val="none"/>
+              </w:rPr>
+              <w:t>NIL</w:t>
+            </w:r>
+          </w:p>
+        </w:tc>
+        <w:tc>
+          <w:tcPr>
+            <w:tcW w:type="dxa" w:w="1247"/>
+            <w:shd w:val="clear" w:color="auto" w:fill="FFFFFF"/>
+            <w:tcBorders>
+              <w:top w:val="single" w:sz="4" w:space="0" w:color="000000"/>
+              <w:left w:val="single" w:sz="4" w:space="0" w:color="000000"/>
+              <w:bottom w:val="single" w:sz="4" w:space="0" w:color="000000"/>
+              <w:right w:val="single" w:sz="4" w:space="0" w:color="000000"/>
+            </w:tcBorders>
+            <w:vAlign w:val="center"/>
+          </w:tcPr>
+          <w:p>
+            <w:pPr>
+              <w:spacing w:before="40" w:after="40"/>
+              <w:jc w:val="left"/>
+            </w:pPr>
+            <w:r>
+              <w:rPr>
+                <w:rFonts w:ascii="Adani" w:hAnsi="Adani"/>
+                <w:b w:val="0"/>
+                <w:sz w:val="18"/>
+                <w:u w:val="none"/>
+              </w:rPr>
+              <w:t>07/05/2026</w:t>
+            </w:r>
+          </w:p>
+        </w:tc>
+      </w:tr>
+      <w:tr>
+        <w:tc>
+          <w:tcPr>
+            <w:tcW w:type="dxa" w:w="680"/>
+            <w:shd w:val="clear" w:color="auto" w:fill="FFFFFF"/>
+            <w:tcBorders>
+              <w:top w:val="single" w:sz="4" w:space="0" w:color="000000"/>
+              <w:left w:val="single" w:sz="4" w:space="0" w:color="000000"/>
+              <w:bottom w:val="single" w:sz="4" w:space="0" w:color="000000"/>
+              <w:right w:val="single" w:sz="4" w:space="0" w:color="000000"/>
+            </w:tcBorders>
+            <w:vAlign w:val="center"/>
+          </w:tcPr>
+          <w:p>
+            <w:pPr>
+              <w:spacing w:before="40" w:after="40"/>
+              <w:jc w:val="left"/>
+            </w:pPr>
+            <w:r>
+              <w:rPr>
+                <w:rFonts w:ascii="Adani" w:hAnsi="Adani"/>
+                <w:b w:val="0"/>
+                <w:sz w:val="18"/>
+                <w:u w:val="none"/>
+              </w:rPr>
+              <w:t>3</w:t>
+            </w:r>
+          </w:p>
+        </w:tc>
+        <w:tc>
+          <w:tcPr>
+            <w:tcW w:type="dxa" w:w="3969"/>
+            <w:shd w:val="clear" w:color="auto" w:fill="FFFFFF"/>
+            <w:tcBorders>
+              <w:top w:val="single" w:sz="4" w:space="0" w:color="000000"/>
+              <w:left w:val="single" w:sz="4" w:space="0" w:color="000000"/>
+              <w:bottom w:val="single" w:sz="4" w:space="0" w:color="000000"/>
+              <w:right w:val="single" w:sz="4" w:space="0" w:color="000000"/>
+            </w:tcBorders>
+            <w:vAlign w:val="center"/>
+          </w:tcPr>
+          <w:p>
+            <w:pPr>
+              <w:spacing w:before="40" w:after="40"/>
+              <w:jc w:val="left"/>
+            </w:pPr>
+            <w:r>
+              <w:rPr>
+                <w:rFonts w:ascii="Adani" w:hAnsi="Adani"/>
+                <w:b w:val="0"/>
+                <w:sz w:val="18"/>
+                <w:u w:val="none"/>
+              </w:rPr>
               <w:t>ADANI RENEWABLE ENERGY FIFTY ONE LIMITED</w:t>
             </w:r>
           </w:p>
@@ -713,7 +787,7 @@
                 <w:sz w:val="18"/>
                 <w:u w:val="none"/>
               </w:rPr>
-              <w:t>2</w:t>
+              <w:t>4</w:t>
             </w:r>
           </w:p>
         </w:tc>
@@ -855,7 +929,7 @@
                 <w:sz w:val="18"/>
                 <w:u w:val="none"/>
               </w:rPr>
-              <w:t>3</w:t>
+              <w:t>5</w:t>
             </w:r>
           </w:p>
         </w:tc>
@@ -997,7 +1071,7 @@
                 <w:sz w:val="18"/>
                 <w:u w:val="none"/>
               </w:rPr>
-              <w:t>4</w:t>
+              <w:t>6</w:t>
             </w:r>
           </w:p>
         </w:tc>
@@ -1139,7 +1213,7 @@
                 <w:sz w:val="18"/>
                 <w:u w:val="none"/>
               </w:rPr>
-              <w:t>5</w:t>
+              <w:t>7</w:t>
             </w:r>
           </w:p>
         </w:tc>
@@ -1281,149 +1355,7 @@
                 <w:sz w:val="18"/>
                 <w:u w:val="none"/>
               </w:rPr>
-              <w:t>6</w:t>
-            </w:r>
-          </w:p>
-        </w:tc>
-        <w:tc>
-          <w:tcPr>
-            <w:tcW w:type="dxa" w:w="3969"/>
-            <w:shd w:val="clear" w:color="auto" w:fill="FFFFFF"/>
-            <w:tcBorders>
-              <w:top w:val="single" w:sz="4" w:space="0" w:color="000000"/>
-              <w:left w:val="single" w:sz="4" w:space="0" w:color="000000"/>
-              <w:bottom w:val="single" w:sz="4" w:space="0" w:color="000000"/>
-              <w:right w:val="single" w:sz="4" w:space="0" w:color="000000"/>
-            </w:tcBorders>
-            <w:vAlign w:val="center"/>
-          </w:tcPr>
-          <w:p>
-            <w:pPr>
-              <w:spacing w:before="40" w:after="40"/>
-              <w:jc w:val="left"/>
-            </w:pPr>
-            <w:r>
-              <w:rPr>
-                <w:rFonts w:ascii="Adani" w:hAnsi="Adani"/>
-                <w:b w:val="0"/>
-                <w:sz w:val="18"/>
-                <w:u w:val="none"/>
-              </w:rPr>
-              <w:t>ADANI SOLAR ENERGY JAISALMER TWO PRIVATE LIMITED</w:t>
-            </w:r>
-          </w:p>
-        </w:tc>
-        <w:tc>
-          <w:tcPr>
-            <w:tcW w:type="dxa" w:w="1814"/>
-            <w:shd w:val="clear" w:color="auto" w:fill="FFFFFF"/>
-            <w:tcBorders>
-              <w:top w:val="single" w:sz="4" w:space="0" w:color="000000"/>
-              <w:left w:val="single" w:sz="4" w:space="0" w:color="000000"/>
-              <w:bottom w:val="single" w:sz="4" w:space="0" w:color="000000"/>
-              <w:right w:val="single" w:sz="4" w:space="0" w:color="000000"/>
-            </w:tcBorders>
-            <w:vAlign w:val="center"/>
-          </w:tcPr>
-          <w:p>
-            <w:pPr>
-              <w:spacing w:before="40" w:after="40"/>
-              <w:jc w:val="left"/>
-            </w:pPr>
-            <w:r>
-              <w:rPr>
-                <w:rFonts w:ascii="Adani" w:hAnsi="Adani"/>
-                <w:b w:val="0"/>
-                <w:sz w:val="18"/>
-                <w:u w:val="none"/>
-              </w:rPr>
-              <w:t>Additional Director</w:t>
-            </w:r>
-          </w:p>
-        </w:tc>
-        <w:tc>
-          <w:tcPr>
-            <w:tcW w:type="dxa" w:w="1020"/>
-            <w:shd w:val="clear" w:color="auto" w:fill="FFFFFF"/>
-            <w:tcBorders>
-              <w:top w:val="single" w:sz="4" w:space="0" w:color="000000"/>
-              <w:left w:val="single" w:sz="4" w:space="0" w:color="000000"/>
-              <w:bottom w:val="single" w:sz="4" w:space="0" w:color="000000"/>
-              <w:right w:val="single" w:sz="4" w:space="0" w:color="000000"/>
-            </w:tcBorders>
-            <w:vAlign w:val="center"/>
-          </w:tcPr>
-          <w:p>
-            <w:pPr>
-              <w:spacing w:before="40" w:after="40"/>
-              <w:jc w:val="left"/>
-            </w:pPr>
-            <w:r>
-              <w:rPr>
-                <w:rFonts w:ascii="Adani" w:hAnsi="Adani"/>
-                <w:b w:val="0"/>
-                <w:sz w:val="18"/>
-                <w:u w:val="none"/>
-              </w:rPr>
-              <w:t>NIL</w:t>
-            </w:r>
-          </w:p>
-        </w:tc>
-        <w:tc>
-          <w:tcPr>
-            <w:tcW w:type="dxa" w:w="1247"/>
-            <w:shd w:val="clear" w:color="auto" w:fill="FFFFFF"/>
-            <w:tcBorders>
-              <w:top w:val="single" w:sz="4" w:space="0" w:color="000000"/>
-              <w:left w:val="single" w:sz="4" w:space="0" w:color="000000"/>
-              <w:bottom w:val="single" w:sz="4" w:space="0" w:color="000000"/>
-              <w:right w:val="single" w:sz="4" w:space="0" w:color="000000"/>
-            </w:tcBorders>
-            <w:vAlign w:val="center"/>
-          </w:tcPr>
-          <w:p>
-            <w:pPr>
-              <w:spacing w:before="40" w:after="40"/>
-              <w:jc w:val="left"/>
-            </w:pPr>
-            <w:r>
-              <w:rPr>
-                <w:rFonts w:ascii="Adani" w:hAnsi="Adani"/>
-                <w:b w:val="0"/>
-                <w:sz w:val="18"/>
-                <w:u w:val="none"/>
-              </w:rPr>
-              <w:t>11/08/2023</w:t>
-            </w:r>
-          </w:p>
-        </w:tc>
-      </w:tr>
-      <w:tr>
-        <w:tc>
-          <w:tcPr>
-            <w:tcW w:type="dxa" w:w="680"/>
-            <w:shd w:val="clear" w:color="auto" w:fill="FFFFFF"/>
-            <w:tcBorders>
-              <w:top w:val="single" w:sz="4" w:space="0" w:color="000000"/>
-              <w:left w:val="single" w:sz="4" w:space="0" w:color="000000"/>
-              <w:bottom w:val="single" w:sz="4" w:space="0" w:color="000000"/>
-              <w:right w:val="single" w:sz="4" w:space="0" w:color="000000"/>
-            </w:tcBorders>
-            <w:vAlign w:val="center"/>
-          </w:tcPr>
-          <w:p>
-            <w:pPr>
-              <w:spacing w:before="40" w:after="40"/>
-              <w:jc w:val="left"/>
-            </w:pPr>
-            <w:r>
-              <w:rPr>
-                <w:rFonts w:ascii="Adani" w:hAnsi="Adani"/>
-                <w:b w:val="0"/>
-                <w:sz w:val="18"/>
-                <w:u w:val="none"/>
-              </w:rPr>
-              <w:t>7</w:t>
+              <w:t>8</w:t>
             </w:r>
           </w:p>
         </w:tc>
@@ -1565,7 +1497,7 @@
                 <w:sz w:val="18"/>
                 <w:u w:val="none"/>
               </w:rPr>
-              <w:t>8</w:t>
+              <w:t>9</w:t>
             </w:r>
           </w:p>
         </w:tc>
@@ -1707,7 +1639,7 @@
                 <w:sz w:val="18"/>
                 <w:u w:val="none"/>
               </w:rPr>
-              <w:t>9</w:t>
+              <w:t>10</w:t>
             </w:r>
           </w:p>
         </w:tc>
@@ -1735,7 +1667,7 @@
                 <w:sz w:val="18"/>
                 <w:u w:val="none"/>
               </w:rPr>
-              <w:t>ADANI WIND ENERGY KUTCHH FIVE LIMITED</w:t>
+              <w:t>KAMUTHI SOLAR POWER LIMITED</w:t>
             </w:r>
           </w:p>
         </w:tc>
@@ -1819,7 +1751,7 @@
                 <w:sz w:val="18"/>
                 <w:u w:val="none"/>
               </w:rPr>
-              <w:t>25/02/2019</w:t>
+              <w:t>10/07/2021</w:t>
             </w:r>
           </w:p>
         </w:tc>
@@ -1849,7 +1781,7 @@
                 <w:sz w:val="18"/>
                 <w:u w:val="none"/>
               </w:rPr>
-              <w:t>10</w:t>
+              <w:t>11</w:t>
             </w:r>
           </w:p>
         </w:tc>
@@ -1877,7 +1809,7 @@
                 <w:sz w:val="18"/>
                 <w:u w:val="none"/>
               </w:rPr>
-              <w:t>ADANI SOLAR ENERGY CHITRAKOOT ONE LIMITED</w:t>
+              <w:t>RAMNAD RENEWABLE ENERGY LIMITED</w:t>
             </w:r>
           </w:p>
         </w:tc>
@@ -1961,7 +1893,7 @@
                 <w:sz w:val="18"/>
                 <w:u w:val="none"/>
               </w:rPr>
-              <w:t>15/10/2018</w:t>
+              <w:t>10/07/2021</w:t>
             </w:r>
           </w:p>
         </w:tc>
@@ -1991,7 +1923,7 @@
                 <w:sz w:val="18"/>
                 <w:u w:val="none"/>
               </w:rPr>
-              <w:t>11</w:t>
+              <w:t>12</w:t>
             </w:r>
           </w:p>
         </w:tc>
@@ -2019,7 +1951,7 @@
                 <w:sz w:val="18"/>
                 <w:u w:val="none"/>
               </w:rPr>
-              <w:t>ADANI SAUR URJA (KA) LIMITED</w:t>
+              <w:t>RAMNAD SOLAR POWER LIMITED</w:t>
             </w:r>
           </w:p>
         </w:tc>
@@ -2103,7 +2035,7 @@
                 <w:sz w:val="18"/>
                 <w:u w:val="none"/>
               </w:rPr>
-              <w:t>11/09/2018</w:t>
+              <w:t>31/03/2021</w:t>
             </w:r>
           </w:p>
         </w:tc>
@@ -2133,7 +2065,149 @@
                 <w:sz w:val="18"/>
                 <w:u w:val="none"/>
               </w:rPr>
-              <w:t>12</w:t>
+              <w:t>13</w:t>
+            </w:r>
+          </w:p>
+        </w:tc>
+        <w:tc>
+          <w:tcPr>
+            <w:tcW w:type="dxa" w:w="3969"/>
+            <w:shd w:val="clear" w:color="auto" w:fill="FFFFFF"/>
+            <w:tcBorders>
+              <w:top w:val="single" w:sz="4" w:space="0" w:color="000000"/>
+              <w:left w:val="single" w:sz="4" w:space="0" w:color="000000"/>
+              <w:bottom w:val="single" w:sz="4" w:space="0" w:color="000000"/>
+              <w:right w:val="single" w:sz="4" w:space="0" w:color="000000"/>
+            </w:tcBorders>
+            <w:vAlign w:val="center"/>
+          </w:tcPr>
+          <w:p>
+            <w:pPr>
+              <w:spacing w:before="40" w:after="40"/>
+              <w:jc w:val="left"/>
+            </w:pPr>
+            <w:r>
+              <w:rPr>
+                <w:rFonts w:ascii="Adani" w:hAnsi="Adani"/>
+                <w:b w:val="0"/>
+                <w:sz w:val="18"/>
+                <w:u w:val="none"/>
+              </w:rPr>
+              <w:t>KAMUTHI RENEWABLE ENERGY LIMITED</w:t>
+            </w:r>
+          </w:p>
+        </w:tc>
+        <w:tc>
+          <w:tcPr>
+            <w:tcW w:type="dxa" w:w="1814"/>
+            <w:shd w:val="clear" w:color="auto" w:fill="FFFFFF"/>
+            <w:tcBorders>
+              <w:top w:val="single" w:sz="4" w:space="0" w:color="000000"/>
+              <w:left w:val="single" w:sz="4" w:space="0" w:color="000000"/>
+              <w:bottom w:val="single" w:sz="4" w:space="0" w:color="000000"/>
+              <w:right w:val="single" w:sz="4" w:space="0" w:color="000000"/>
+            </w:tcBorders>
+            <w:vAlign w:val="center"/>
+          </w:tcPr>
+          <w:p>
+            <w:pPr>
+              <w:spacing w:before="40" w:after="40"/>
+              <w:jc w:val="left"/>
+            </w:pPr>
+            <w:r>
+              <w:rPr>
+                <w:rFonts w:ascii="Adani" w:hAnsi="Adani"/>
+                <w:b w:val="0"/>
+                <w:sz w:val="18"/>
+                <w:u w:val="none"/>
+              </w:rPr>
+              <w:t>Director</w:t>
+            </w:r>
+          </w:p>
+        </w:tc>
+        <w:tc>
+          <w:tcPr>
+            <w:tcW w:type="dxa" w:w="1020"/>
+            <w:shd w:val="clear" w:color="auto" w:fill="FFFFFF"/>
+            <w:tcBorders>
+              <w:top w:val="single" w:sz="4" w:space="0" w:color="000000"/>
+              <w:left w:val="single" w:sz="4" w:space="0" w:color="000000"/>
+              <w:bottom w:val="single" w:sz="4" w:space="0" w:color="000000"/>
+              <w:right w:val="single" w:sz="4" w:space="0" w:color="000000"/>
+            </w:tcBorders>
+            <w:vAlign w:val="center"/>
+          </w:tcPr>
+          <w:p>
+            <w:pPr>
+              <w:spacing w:before="40" w:after="40"/>
+              <w:jc w:val="left"/>
+            </w:pPr>
+            <w:r>
+              <w:rPr>
+                <w:rFonts w:ascii="Adani" w:hAnsi="Adani"/>
+                <w:b w:val="0"/>
+                <w:sz w:val="18"/>
+                <w:u w:val="none"/>
+              </w:rPr>
+              <w:t>NIL</w:t>
+            </w:r>
+          </w:p>
+        </w:tc>
+        <w:tc>
+          <w:tcPr>
+            <w:tcW w:type="dxa" w:w="1247"/>
+            <w:shd w:val="clear" w:color="auto" w:fill="FFFFFF"/>
+            <w:tcBorders>
+              <w:top w:val="single" w:sz="4" w:space="0" w:color="000000"/>
+              <w:left w:val="single" w:sz="4" w:space="0" w:color="000000"/>
+              <w:bottom w:val="single" w:sz="4" w:space="0" w:color="000000"/>
+              <w:right w:val="single" w:sz="4" w:space="0" w:color="000000"/>
+            </w:tcBorders>
+            <w:vAlign w:val="center"/>
+          </w:tcPr>
+          <w:p>
+            <w:pPr>
+              <w:spacing w:before="40" w:after="40"/>
+              <w:jc w:val="left"/>
+            </w:pPr>
+            <w:r>
+              <w:rPr>
+                <w:rFonts w:ascii="Adani" w:hAnsi="Adani"/>
+                <w:b w:val="0"/>
+                <w:sz w:val="18"/>
+                <w:u w:val="none"/>
+              </w:rPr>
+              <w:t>31/03/2021</w:t>
+            </w:r>
+          </w:p>
+        </w:tc>
+      </w:tr>
+      <w:tr>
+        <w:tc>
+          <w:tcPr>
+            <w:tcW w:type="dxa" w:w="680"/>
+            <w:shd w:val="clear" w:color="auto" w:fill="FFFFFF"/>
+            <w:tcBorders>
+              <w:top w:val="single" w:sz="4" w:space="0" w:color="000000"/>
+              <w:left w:val="single" w:sz="4" w:space="0" w:color="000000"/>
+              <w:bottom w:val="single" w:sz="4" w:space="0" w:color="000000"/>
+              <w:right w:val="single" w:sz="4" w:space="0" w:color="000000"/>
+            </w:tcBorders>
+            <w:vAlign w:val="center"/>
+          </w:tcPr>
+          <w:p>
+            <w:pPr>
+              <w:spacing w:before="40" w:after="40"/>
+              <w:jc w:val="left"/>
+            </w:pPr>
+            <w:r>
+              <w:rPr>
+                <w:rFonts w:ascii="Adani" w:hAnsi="Adani"/>
+                <w:b w:val="0"/>
+                <w:sz w:val="18"/>
+                <w:u w:val="none"/>
+              </w:rPr>
+              <w:t>14</w:t>
             </w:r>
           </w:p>
         </w:tc>
@@ -2275,7 +2349,7 @@
                 <w:sz w:val="18"/>
                 <w:u w:val="none"/>
               </w:rPr>
-              <w:t>13</w:t>
+              <w:t>15</w:t>
             </w:r>
           </w:p>
         </w:tc>
@@ -2417,7 +2491,7 @@
                 <w:sz w:val="18"/>
                 <w:u w:val="none"/>
               </w:rPr>
-              <w:t>14</w:t>
+              <w:t>16</w:t>
             </w:r>
           </w:p>
         </w:tc>
@@ -2559,7 +2633,7 @@
                 <w:sz w:val="18"/>
                 <w:u w:val="none"/>
               </w:rPr>
-              <w:t>15</w:t>
+              <w:t>17</w:t>
             </w:r>
           </w:p>
         </w:tc>
@@ -2908,7 +2982,7 @@
                 <w:sz w:val="18"/>
                 <w:u w:val="none"/>
               </w:rPr>
-              <w:t>Date:   07th May, 2026</w:t>
+              <w:t>Date:   15th May, 2026</w:t>
             </w:r>
           </w:p>
         </w:tc>
@@ -3124,7 +3198,7 @@
           <w:sz w:val="20"/>
           <w:u w:val="none"/>
         </w:rPr>
-        <w:t>NIL</w:t>
+        <w:t>H.U.F  in which I am a Member – N.A.</w:t>
       </w:r>
     </w:p>
     <w:p>
@@ -3152,7 +3226,7 @@
           <w:sz w:val="20"/>
           <w:u w:val="none"/>
         </w:rPr>
-        <w:t>NIL</w:t>
+        <w:t>Wife:  Smt. Ranjana Karna</w:t>
       </w:r>
     </w:p>
     <w:p>
@@ -3174,174 +3248,441 @@
         <w:t>:</w:t>
       </w:r>
     </w:p>
-    <w:p>
-      <w:pPr>
-        <w:pStyle w:val="ListNumber"/>
-        <w:spacing w:before="0" w:after="40"/>
-        <w:ind w:left="720"/>
-      </w:pPr>
-      <w:r>
-        <w:rPr>
-          <w:rFonts w:ascii="Adani" w:hAnsi="Adani"/>
-          <w:b w:val="0"/>
-          <w:sz w:val="20"/>
-          <w:u w:val="none"/>
-        </w:rPr>
-        <w:t>Father</w:t>
-        <w:tab/>
-        <w:tab/>
-        <w:t>:</w:t>
-        <w:tab/>
-        <w:t>NIL</w:t>
-      </w:r>
-    </w:p>
-    <w:p>
-      <w:pPr>
-        <w:pStyle w:val="ListNumber"/>
-        <w:spacing w:before="0" w:after="40"/>
-        <w:ind w:left="720"/>
-      </w:pPr>
-      <w:r>
-        <w:rPr>
-          <w:rFonts w:ascii="Adani" w:hAnsi="Adani"/>
-          <w:b w:val="0"/>
-          <w:sz w:val="20"/>
-          <w:u w:val="none"/>
-        </w:rPr>
-        <w:t>Mother</w:t>
-        <w:tab/>
-        <w:tab/>
-        <w:t>:</w:t>
-        <w:tab/>
-        <w:t>NIL</w:t>
-      </w:r>
-    </w:p>
-    <w:p>
-      <w:pPr>
-        <w:pStyle w:val="ListNumber"/>
-        <w:spacing w:before="0" w:after="40"/>
-        <w:ind w:left="720"/>
-      </w:pPr>
-      <w:r>
-        <w:rPr>
-          <w:rFonts w:ascii="Adani" w:hAnsi="Adani"/>
-          <w:b w:val="0"/>
-          <w:sz w:val="20"/>
-          <w:u w:val="none"/>
-        </w:rPr>
-        <w:t>Son</w:t>
-        <w:tab/>
-        <w:tab/>
-        <w:t>:</w:t>
-        <w:tab/>
-        <w:t>NIL</w:t>
-      </w:r>
-    </w:p>
-    <w:p>
-      <w:pPr>
-        <w:pStyle w:val="ListNumber"/>
-        <w:spacing w:before="0" w:after="40"/>
-        <w:ind w:left="720"/>
-      </w:pPr>
-      <w:r>
-        <w:rPr>
-          <w:rFonts w:ascii="Adani" w:hAnsi="Adani"/>
-          <w:b w:val="0"/>
-          <w:sz w:val="20"/>
-          <w:u w:val="none"/>
-        </w:rPr>
-        <w:t>Son's Wife</w:t>
-        <w:tab/>
-        <w:tab/>
-        <w:t>:</w:t>
-        <w:tab/>
-        <w:t>NIL</w:t>
-      </w:r>
-    </w:p>
-    <w:p>
-      <w:pPr>
-        <w:pStyle w:val="ListNumber"/>
-        <w:spacing w:before="0" w:after="40"/>
-        <w:ind w:left="720"/>
-      </w:pPr>
-      <w:r>
-        <w:rPr>
-          <w:rFonts w:ascii="Adani" w:hAnsi="Adani"/>
-          <w:b w:val="0"/>
-          <w:sz w:val="20"/>
-          <w:u w:val="none"/>
-        </w:rPr>
-        <w:t>Daughter</w:t>
-        <w:tab/>
-        <w:tab/>
-        <w:t>:</w:t>
-        <w:tab/>
-        <w:t>NIL</w:t>
-      </w:r>
-    </w:p>
-    <w:p>
-      <w:pPr>
-        <w:pStyle w:val="ListNumber"/>
-        <w:spacing w:before="0" w:after="40"/>
-        <w:ind w:left="720"/>
-      </w:pPr>
-      <w:r>
-        <w:rPr>
-          <w:rFonts w:ascii="Adani" w:hAnsi="Adani"/>
-          <w:b w:val="0"/>
-          <w:sz w:val="20"/>
-          <w:u w:val="none"/>
-        </w:rPr>
-        <w:t>Daughter's Husband</w:t>
-        <w:tab/>
-        <w:tab/>
-        <w:t>:</w:t>
-        <w:tab/>
-        <w:t>NIL</w:t>
-      </w:r>
-    </w:p>
-    <w:p>
-      <w:pPr>
-        <w:pStyle w:val="ListNumber"/>
-        <w:spacing w:before="0" w:after="40"/>
-        <w:ind w:left="720"/>
-      </w:pPr>
-      <w:r>
-        <w:rPr>
-          <w:rFonts w:ascii="Adani" w:hAnsi="Adani"/>
-          <w:b w:val="0"/>
-          <w:sz w:val="20"/>
-          <w:u w:val="none"/>
-        </w:rPr>
-        <w:t>Brother</w:t>
-        <w:tab/>
-        <w:tab/>
-        <w:t>:</w:t>
-        <w:tab/>
-        <w:t>NIL</w:t>
-      </w:r>
-    </w:p>
-    <w:p>
-      <w:pPr>
-        <w:pStyle w:val="ListNumber"/>
-        <w:spacing w:before="0" w:after="40"/>
-        <w:ind w:left="720"/>
-      </w:pPr>
-      <w:r>
-        <w:rPr>
-          <w:rFonts w:ascii="Adani" w:hAnsi="Adani"/>
-          <w:b w:val="0"/>
-          <w:sz w:val="20"/>
-          <w:u w:val="none"/>
-        </w:rPr>
-        <w:t>Sister</w:t>
-        <w:tab/>
-        <w:tab/>
-        <w:t>:</w:t>
-        <w:tab/>
-        <w:t>NIL</w:t>
-      </w:r>
-    </w:p>
+    <w:tbl>
+      <w:tblPr>
+        <w:tblW w:type="auto" w:w="0"/>
+        <w:jc w:val="left"/>
+        <w:tblLook w:firstColumn="1" w:firstRow="1" w:lastColumn="0" w:lastRow="0" w:noHBand="0" w:noVBand="1" w:val="04A0"/>
+      </w:tblPr>
+      <w:tblGrid>
+        <w:gridCol w:w="4536"/>
+        <w:gridCol w:w="4536"/>
+      </w:tblGrid>
+      <w:tr>
+        <w:tc>
+          <w:tcPr>
+            <w:tcW w:type="dxa" w:w="4536"/>
+            <w:tcBorders>
+              <w:top w:val="none"/>
+              <w:bottom w:val="none"/>
+              <w:left w:val="none"/>
+              <w:right w:val="none"/>
+            </w:tcBorders>
+          </w:tcPr>
+          <w:p>
+            <w:pPr>
+              <w:ind w:left="720"/>
+            </w:pPr>
+            <w:r>
+              <w:rPr>
+                <w:rFonts w:ascii="Adani" w:hAnsi="Adani"/>
+                <w:b w:val="0"/>
+                <w:sz w:val="20"/>
+                <w:u w:val="none"/>
+              </w:rPr>
+              <w:t>1.</w:t>
+              <w:tab/>
+              <w:t>Father</w:t>
+              <w:tab/>
+              <w:t>:</w:t>
+            </w:r>
+          </w:p>
+        </w:tc>
+        <w:tc>
+          <w:tcPr>
+            <w:tcW w:type="dxa" w:w="4536"/>
+            <w:tcBorders>
+              <w:top w:val="none"/>
+              <w:bottom w:val="none"/>
+              <w:left w:val="none"/>
+              <w:right w:val="none"/>
+            </w:tcBorders>
+          </w:tcPr>
+          <w:p>
+            <w:r>
+              <w:rPr>
+                <w:rFonts w:ascii="Adani" w:hAnsi="Adani"/>
+                <w:b w:val="0"/>
+                <w:sz w:val="20"/>
+                <w:u w:val="none"/>
+              </w:rPr>
+              <w:t>Shri Govind Lal Karna</w:t>
+            </w:r>
+          </w:p>
+        </w:tc>
+      </w:tr>
+      <w:tr>
+        <w:tc>
+          <w:tcPr>
+            <w:tcW w:type="dxa" w:w="4536"/>
+            <w:tcBorders>
+              <w:top w:val="none"/>
+              <w:bottom w:val="none"/>
+              <w:left w:val="none"/>
+              <w:right w:val="none"/>
+            </w:tcBorders>
+          </w:tcPr>
+          <w:p>
+            <w:pPr>
+              <w:ind w:left="720"/>
+            </w:pPr>
+            <w:r>
+              <w:rPr>
+                <w:rFonts w:ascii="Adani" w:hAnsi="Adani"/>
+                <w:b w:val="0"/>
+                <w:sz w:val="20"/>
+                <w:u w:val="none"/>
+              </w:rPr>
+              <w:t>2.</w:t>
+              <w:tab/>
+              <w:t>Mother</w:t>
+              <w:tab/>
+              <w:t>:</w:t>
+            </w:r>
+          </w:p>
+        </w:tc>
+        <w:tc>
+          <w:tcPr>
+            <w:tcW w:type="dxa" w:w="4536"/>
+            <w:tcBorders>
+              <w:top w:val="none"/>
+              <w:bottom w:val="none"/>
+              <w:left w:val="none"/>
+              <w:right w:val="none"/>
+            </w:tcBorders>
+          </w:tcPr>
+          <w:p>
+            <w:r>
+              <w:rPr>
+                <w:rFonts w:ascii="Adani" w:hAnsi="Adani"/>
+                <w:b w:val="0"/>
+                <w:sz w:val="20"/>
+                <w:u w:val="none"/>
+              </w:rPr>
+              <w:t>Smt. Shakuntala Karna</w:t>
+            </w:r>
+          </w:p>
+        </w:tc>
+      </w:tr>
+      <w:tr>
+        <w:tc>
+          <w:tcPr>
+            <w:tcW w:type="dxa" w:w="4536"/>
+            <w:tcBorders>
+              <w:top w:val="none"/>
+              <w:bottom w:val="none"/>
+              <w:left w:val="none"/>
+              <w:right w:val="none"/>
+            </w:tcBorders>
+          </w:tcPr>
+          <w:p>
+            <w:pPr>
+              <w:ind w:left="720"/>
+            </w:pPr>
+            <w:r>
+              <w:rPr>
+                <w:rFonts w:ascii="Adani" w:hAnsi="Adani"/>
+                <w:b w:val="0"/>
+                <w:sz w:val="20"/>
+                <w:u w:val="none"/>
+              </w:rPr>
+              <w:t>3.</w:t>
+              <w:tab/>
+              <w:t>Son</w:t>
+              <w:tab/>
+              <w:t>:</w:t>
+            </w:r>
+          </w:p>
+        </w:tc>
+        <w:tc>
+          <w:tcPr>
+            <w:tcW w:type="dxa" w:w="4536"/>
+            <w:tcBorders>
+              <w:top w:val="none"/>
+              <w:bottom w:val="none"/>
+              <w:left w:val="none"/>
+              <w:right w:val="none"/>
+            </w:tcBorders>
+          </w:tcPr>
+          <w:p>
+            <w:r>
+              <w:rPr>
+                <w:rFonts w:ascii="Adani" w:hAnsi="Adani"/>
+                <w:b w:val="0"/>
+                <w:sz w:val="20"/>
+                <w:u w:val="none"/>
+              </w:rPr>
+              <w:t>N.A.</w:t>
+            </w:r>
+          </w:p>
+        </w:tc>
+      </w:tr>
+      <w:tr>
+        <w:tc>
+          <w:tcPr>
+            <w:tcW w:type="dxa" w:w="4536"/>
+            <w:tcBorders>
+              <w:top w:val="none"/>
+              <w:bottom w:val="none"/>
+              <w:left w:val="none"/>
+              <w:right w:val="none"/>
+            </w:tcBorders>
+          </w:tcPr>
+          <w:p>
+            <w:pPr>
+              <w:ind w:left="720"/>
+            </w:pPr>
+            <w:r>
+              <w:rPr>
+                <w:rFonts w:ascii="Adani" w:hAnsi="Adani"/>
+                <w:b w:val="0"/>
+                <w:sz w:val="20"/>
+                <w:u w:val="none"/>
+              </w:rPr>
+              <w:t>4.</w:t>
+              <w:tab/>
+              <w:t>Son's Wife</w:t>
+              <w:tab/>
+              <w:t>:</w:t>
+            </w:r>
+          </w:p>
+        </w:tc>
+        <w:tc>
+          <w:tcPr>
+            <w:tcW w:type="dxa" w:w="4536"/>
+            <w:tcBorders>
+              <w:top w:val="none"/>
+              <w:bottom w:val="none"/>
+              <w:left w:val="none"/>
+              <w:right w:val="none"/>
+            </w:tcBorders>
+          </w:tcPr>
+          <w:p>
+            <w:r>
+              <w:rPr>
+                <w:rFonts w:ascii="Adani" w:hAnsi="Adani"/>
+                <w:b w:val="0"/>
+                <w:sz w:val="20"/>
+                <w:u w:val="none"/>
+              </w:rPr>
+              <w:t>N.A.</w:t>
+            </w:r>
+          </w:p>
+        </w:tc>
+      </w:tr>
+      <w:tr>
+        <w:tc>
+          <w:tcPr>
+            <w:tcW w:type="dxa" w:w="4536"/>
+            <w:tcBorders>
+              <w:top w:val="none"/>
+              <w:bottom w:val="none"/>
+              <w:left w:val="none"/>
+              <w:right w:val="none"/>
+            </w:tcBorders>
+          </w:tcPr>
+          <w:p>
+            <w:pPr>
+              <w:ind w:left="720"/>
+            </w:pPr>
+            <w:r>
+              <w:rPr>
+                <w:rFonts w:ascii="Adani" w:hAnsi="Adani"/>
+                <w:b w:val="0"/>
+                <w:sz w:val="20"/>
+                <w:u w:val="none"/>
+              </w:rPr>
+              <w:t>5.</w:t>
+              <w:tab/>
+              <w:t>Daughter</w:t>
+              <w:tab/>
+              <w:t>:</w:t>
+            </w:r>
+          </w:p>
+        </w:tc>
+        <w:tc>
+          <w:tcPr>
+            <w:tcW w:type="dxa" w:w="4536"/>
+            <w:tcBorders>
+              <w:top w:val="none"/>
+              <w:bottom w:val="none"/>
+              <w:left w:val="none"/>
+              <w:right w:val="none"/>
+            </w:tcBorders>
+          </w:tcPr>
+          <w:p>
+            <w:r>
+              <w:rPr>
+                <w:rFonts w:ascii="Adani" w:hAnsi="Adani"/>
+                <w:b w:val="0"/>
+                <w:sz w:val="20"/>
+                <w:u w:val="none"/>
+              </w:rPr>
+              <w:t>Ms. Vedika Karna &amp; Baby Aadhya Karna</w:t>
+            </w:r>
+          </w:p>
+        </w:tc>
+      </w:tr>
+      <w:tr>
+        <w:tc>
+          <w:tcPr>
+            <w:tcW w:type="dxa" w:w="4536"/>
+            <w:tcBorders>
+              <w:top w:val="none"/>
+              <w:bottom w:val="none"/>
+              <w:left w:val="none"/>
+              <w:right w:val="none"/>
+            </w:tcBorders>
+          </w:tcPr>
+          <w:p>
+            <w:pPr>
+              <w:ind w:left="720"/>
+            </w:pPr>
+            <w:r>
+              <w:rPr>
+                <w:rFonts w:ascii="Adani" w:hAnsi="Adani"/>
+                <w:b w:val="0"/>
+                <w:sz w:val="20"/>
+                <w:u w:val="none"/>
+              </w:rPr>
+              <w:t>6.</w:t>
+              <w:tab/>
+              <w:t>Daughter's Husband</w:t>
+              <w:tab/>
+              <w:t>:</w:t>
+            </w:r>
+          </w:p>
+        </w:tc>
+        <w:tc>
+          <w:tcPr>
+            <w:tcW w:type="dxa" w:w="4536"/>
+            <w:tcBorders>
+              <w:top w:val="none"/>
+              <w:bottom w:val="none"/>
+              <w:left w:val="none"/>
+              <w:right w:val="none"/>
+            </w:tcBorders>
+          </w:tcPr>
+          <w:p>
+            <w:r>
+              <w:rPr>
+                <w:rFonts w:ascii="Adani" w:hAnsi="Adani"/>
+                <w:b w:val="0"/>
+                <w:sz w:val="20"/>
+                <w:u w:val="none"/>
+              </w:rPr>
+              <w:t>N.A.</w:t>
+            </w:r>
+          </w:p>
+        </w:tc>
+      </w:tr>
+      <w:tr>
+        <w:tc>
+          <w:tcPr>
+            <w:tcW w:type="dxa" w:w="4536"/>
+            <w:tcBorders>
+              <w:top w:val="none"/>
+              <w:bottom w:val="none"/>
+              <w:left w:val="none"/>
+              <w:right w:val="none"/>
+            </w:tcBorders>
+          </w:tcPr>
+          <w:p>
+            <w:pPr>
+              <w:ind w:left="720"/>
+            </w:pPr>
+            <w:r>
+              <w:rPr>
+                <w:rFonts w:ascii="Adani" w:hAnsi="Adani"/>
+                <w:b w:val="0"/>
+                <w:sz w:val="20"/>
+                <w:u w:val="none"/>
+              </w:rPr>
+              <w:t>7.</w:t>
+              <w:tab/>
+              <w:t>Brother</w:t>
+              <w:tab/>
+              <w:t>:</w:t>
+            </w:r>
+          </w:p>
+        </w:tc>
+        <w:tc>
+          <w:tcPr>
+            <w:tcW w:type="dxa" w:w="4536"/>
+            <w:tcBorders>
+              <w:top w:val="none"/>
+              <w:bottom w:val="none"/>
+              <w:left w:val="none"/>
+              <w:right w:val="none"/>
+            </w:tcBorders>
+          </w:tcPr>
+          <w:p>
+            <w:r>
+              <w:rPr>
+                <w:rFonts w:ascii="Adani" w:hAnsi="Adani"/>
+                <w:b w:val="0"/>
+                <w:sz w:val="20"/>
+                <w:u w:val="none"/>
+              </w:rPr>
+              <w:t>Shri Abhishek Karn &amp; Shri Vivek Karn</w:t>
+            </w:r>
+          </w:p>
+        </w:tc>
+      </w:tr>
+      <w:tr>
+        <w:tc>
+          <w:tcPr>
+            <w:tcW w:type="dxa" w:w="4536"/>
+            <w:tcBorders>
+              <w:top w:val="none"/>
+              <w:bottom w:val="none"/>
+              <w:left w:val="none"/>
+              <w:right w:val="none"/>
+            </w:tcBorders>
+          </w:tcPr>
+          <w:p>
+            <w:pPr>
+              <w:ind w:left="720"/>
+            </w:pPr>
+            <w:r>
+              <w:rPr>
+                <w:rFonts w:ascii="Adani" w:hAnsi="Adani"/>
+                <w:b w:val="0"/>
+                <w:sz w:val="20"/>
+                <w:u w:val="none"/>
+              </w:rPr>
+              <w:t>8.</w:t>
+              <w:tab/>
+              <w:t>Sister</w:t>
+              <w:tab/>
+              <w:t>:</w:t>
+            </w:r>
+          </w:p>
+        </w:tc>
+        <w:tc>
+          <w:tcPr>
+            <w:tcW w:type="dxa" w:w="4536"/>
+            <w:tcBorders>
+              <w:top w:val="none"/>
+              <w:bottom w:val="none"/>
+              <w:left w:val="none"/>
+              <w:right w:val="none"/>
+            </w:tcBorders>
+          </w:tcPr>
+          <w:p>
+            <w:r>
+              <w:rPr>
+                <w:rFonts w:ascii="Adani" w:hAnsi="Adani"/>
+                <w:b w:val="0"/>
+                <w:sz w:val="20"/>
+                <w:u w:val="none"/>
+              </w:rPr>
+              <w:t>Smt. Niti Karn</w:t>
+            </w:r>
+          </w:p>
+        </w:tc>
+      </w:tr>
+    </w:tbl>
     <w:p/>
     <w:p>
       <w:pPr>
@@ -3678,7 +4019,7 @@
                 <w:sz w:val="18"/>
                 <w:u w:val="none"/>
               </w:rPr>
-              <w:t>Date:   07th May, 2026</w:t>
+              <w:t>Date:   15th May, 2026</w:t>
             </w:r>
           </w:p>
         </w:tc>
@@ -3839,7 +4180,7 @@
           <w:sz w:val="20"/>
           <w:u w:val="none"/>
         </w:rPr>
-        <w:t>07th May, 2026</w:t>
+        <w:t>15th May, 2026</w:t>
       </w:r>
     </w:p>
     <w:p>
@@ -3870,6 +4211,36 @@
           <w:u w:val="none"/>
         </w:rPr>
         <w:t>The Board of Directors of</w:t>
+      </w:r>
+    </w:p>
+    <w:p>
+      <w:pPr>
+        <w:spacing w:before="0" w:after="20"/>
+        <w:jc w:val="left"/>
+      </w:pPr>
+      <w:r>
+        <w:rPr>
+          <w:rFonts w:ascii="Adani" w:hAnsi="Adani"/>
+          <w:b/>
+          <w:sz w:val="20"/>
+          <w:u w:val="none"/>
+        </w:rPr>
+        <w:t>ARE64L STEP-ONE RENEWABLE ENERGY LIMITED</w:t>
+      </w:r>
+    </w:p>
+    <w:p>
+      <w:pPr>
+        <w:spacing w:before="0" w:after="20"/>
+        <w:jc w:val="left"/>
+      </w:pPr>
+      <w:r>
+        <w:rPr>
+          <w:rFonts w:ascii="Adani" w:hAnsi="Adani"/>
+          <w:b/>
+          <w:sz w:val="20"/>
+          <w:u w:val="none"/>
+        </w:rPr>
+        <w:t>ARE64L STEP-TWO RENEWABLE ENERGY LIMITED</w:t>
       </w:r>
     </w:p>
     <w:p>
@@ -3959,21 +4330,6 @@
           <w:sz w:val="20"/>
           <w:u w:val="none"/>
         </w:rPr>
-        <w:t>ADANI SOLAR ENERGY JAISALMER TWO PRIVATE LIMITED</w:t>
-      </w:r>
-    </w:p>
-    <w:p>
-      <w:pPr>
-        <w:spacing w:before="0" w:after="20"/>
-        <w:jc w:val="left"/>
-      </w:pPr>
-      <w:r>
-        <w:rPr>
-          <w:rFonts w:ascii="Adani" w:hAnsi="Adani"/>
-          <w:b/>
-          <w:sz w:val="20"/>
-          <w:u w:val="none"/>
-        </w:rPr>
         <w:t>ADANI WIND ENERGY KUTCHH SIX LIMITED</w:t>
       </w:r>
     </w:p>
@@ -4004,7 +4360,7 @@
           <w:sz w:val="20"/>
           <w:u w:val="none"/>
         </w:rPr>
-        <w:t>ADANI WIND ENERGY KUTCHH FIVE LIMITED</w:t>
+        <w:t>KAMUTHI SOLAR POWER LIMITED</w:t>
       </w:r>
     </w:p>
     <w:p>
@@ -4019,7 +4375,7 @@
           <w:sz w:val="20"/>
           <w:u w:val="none"/>
         </w:rPr>
-        <w:t>ADANI SOLAR ENERGY CHITRAKOOT ONE LIMITED</w:t>
+        <w:t>RAMNAD RENEWABLE ENERGY LIMITED</w:t>
       </w:r>
     </w:p>
     <w:p>
@@ -4034,7 +4390,22 @@
           <w:sz w:val="20"/>
           <w:u w:val="none"/>
         </w:rPr>
-        <w:t>ADANI SAUR URJA (KA) LIMITED</w:t>
+        <w:t>RAMNAD SOLAR POWER LIMITED</w:t>
+      </w:r>
+    </w:p>
+    <w:p>
+      <w:pPr>
+        <w:spacing w:before="0" w:after="20"/>
+        <w:jc w:val="left"/>
+      </w:pPr>
+      <w:r>
+        <w:rPr>
+          <w:rFonts w:ascii="Adani" w:hAnsi="Adani"/>
+          <w:b/>
+          <w:sz w:val="20"/>
+          <w:u w:val="none"/>
+        </w:rPr>
+        <w:t>KAMUTHI RENEWABLE ENERGY LIMITED</w:t>
       </w:r>
     </w:p>
     <w:p>
@@ -4155,6 +4526,36 @@
           <w:sz w:val="20"/>
           <w:u w:val="none"/>
         </w:rPr>
+        <w:t>ARE64L STEP-ONE RENEWABLE ENERGY LIMITED</w:t>
+      </w:r>
+    </w:p>
+    <w:p>
+      <w:pPr>
+        <w:spacing w:before="0" w:after="20"/>
+        <w:jc w:val="left"/>
+      </w:pPr>
+      <w:r>
+        <w:rPr>
+          <w:rFonts w:ascii="Adani" w:hAnsi="Adani"/>
+          <w:b w:val="0"/>
+          <w:sz w:val="20"/>
+          <w:u w:val="none"/>
+        </w:rPr>
+        <w:t>ARE64L STEP-TWO RENEWABLE ENERGY LIMITED</w:t>
+      </w:r>
+    </w:p>
+    <w:p>
+      <w:pPr>
+        <w:spacing w:before="0" w:after="20"/>
+        <w:jc w:val="left"/>
+      </w:pPr>
+      <w:r>
+        <w:rPr>
+          <w:rFonts w:ascii="Adani" w:hAnsi="Adani"/>
+          <w:b w:val="0"/>
+          <w:sz w:val="20"/>
+          <w:u w:val="none"/>
+        </w:rPr>
         <w:t>ADANI RENEWABLE ENERGY FIFTY ONE LIMITED</w:t>
       </w:r>
     </w:p>
@@ -4260,7 +4661,7 @@
           <w:sz w:val="20"/>
           <w:u w:val="none"/>
         </w:rPr>
-        <w:t>ADANI WIND ENERGY KUTCHH FIVE LIMITED</w:t>
+        <w:t>KAMUTHI SOLAR POWER LIMITED</w:t>
       </w:r>
     </w:p>
     <w:p>
@@ -4275,7 +4676,7 @@
           <w:sz w:val="20"/>
           <w:u w:val="none"/>
         </w:rPr>
-        <w:t>ADANI SOLAR ENERGY CHITRAKOOT ONE LIMITED</w:t>
+        <w:t>RAMNAD RENEWABLE ENERGY LIMITED</w:t>
       </w:r>
     </w:p>
     <w:p>
@@ -4290,7 +4691,22 @@
           <w:sz w:val="20"/>
           <w:u w:val="none"/>
         </w:rPr>
-        <w:t>ADANI SAUR URJA (KA) LIMITED</w:t>
+        <w:t>RAMNAD SOLAR POWER LIMITED</w:t>
+      </w:r>
+    </w:p>
+    <w:p>
+      <w:pPr>
+        <w:spacing w:before="0" w:after="20"/>
+        <w:jc w:val="left"/>
+      </w:pPr>
+      <w:r>
+        <w:rPr>
+          <w:rFonts w:ascii="Adani" w:hAnsi="Adani"/>
+          <w:b w:val="0"/>
+          <w:sz w:val="20"/>
+          <w:u w:val="none"/>
+        </w:rPr>
+        <w:t>KAMUTHI RENEWABLE ENERGY LIMITED</w:t>
       </w:r>
     </w:p>
     <w:p>
@@ -4386,21 +4802,6 @@
           <w:u w:val="none"/>
         </w:rPr>
         <w:t>(C) Private Limited Companies which are not subsidiary(ies) of Public Companies:</w:t>
-      </w:r>
-    </w:p>
-    <w:p>
-      <w:pPr>
-        <w:spacing w:before="0" w:after="20"/>
-        <w:jc w:val="left"/>
-      </w:pPr>
-      <w:r>
-        <w:rPr>
-          <w:rFonts w:ascii="Adani" w:hAnsi="Adani"/>
-          <w:b w:val="0"/>
-          <w:sz w:val="20"/>
-          <w:u w:val="none"/>
-        </w:rPr>
-        <w:t>ADANI SOLAR ENERGY JAISALMER TWO PRIVATE LIMITED</w:t>
       </w:r>
     </w:p>
     <w:p>
@@ -5173,7 +5574,7 @@
                 <w:sz w:val="18"/>
                 <w:u w:val="none"/>
               </w:rPr>
-              <w:t>15</w:t>
+              <w:t>17</w:t>
             </w:r>
           </w:p>
         </w:tc>
@@ -5317,6 +5718,234 @@
                 <w:u w:val="none"/>
               </w:rPr>
               <w:t>Appointment Date</w:t>
+            </w:r>
+          </w:p>
+        </w:tc>
+      </w:tr>
+      <w:tr>
+        <w:tc>
+          <w:tcPr>
+            <w:tcW w:type="dxa" w:w="2268"/>
+            <w:shd w:val="clear" w:color="auto" w:fill="FFFFFF"/>
+            <w:tcBorders>
+              <w:top w:val="single" w:sz="4" w:space="0" w:color="000000"/>
+              <w:left w:val="single" w:sz="4" w:space="0" w:color="000000"/>
+              <w:bottom w:val="single" w:sz="4" w:space="0" w:color="000000"/>
+              <w:right w:val="single" w:sz="4" w:space="0" w:color="000000"/>
+            </w:tcBorders>
+            <w:vAlign w:val="center"/>
+          </w:tcPr>
+          <w:p>
+            <w:pPr>
+              <w:spacing w:before="40" w:after="40"/>
+              <w:jc w:val="left"/>
+            </w:pPr>
+            <w:r>
+              <w:rPr>
+                <w:rFonts w:ascii="Adani" w:hAnsi="Adani"/>
+                <w:b w:val="0"/>
+                <w:sz w:val="18"/>
+                <w:u w:val="none"/>
+              </w:rPr>
+              <w:t>U35105GJ2026PLC177547</w:t>
+            </w:r>
+          </w:p>
+        </w:tc>
+        <w:tc>
+          <w:tcPr>
+            <w:tcW w:type="dxa" w:w="4252"/>
+            <w:shd w:val="clear" w:color="auto" w:fill="FFFFFF"/>
+            <w:tcBorders>
+              <w:top w:val="single" w:sz="4" w:space="0" w:color="000000"/>
+              <w:left w:val="single" w:sz="4" w:space="0" w:color="000000"/>
+              <w:bottom w:val="single" w:sz="4" w:space="0" w:color="000000"/>
+              <w:right w:val="single" w:sz="4" w:space="0" w:color="000000"/>
+            </w:tcBorders>
+            <w:vAlign w:val="center"/>
+          </w:tcPr>
+          <w:p>
+            <w:pPr>
+              <w:spacing w:before="40" w:after="40"/>
+              <w:jc w:val="left"/>
+            </w:pPr>
+            <w:r>
+              <w:rPr>
+                <w:rFonts w:ascii="Adani" w:hAnsi="Adani"/>
+                <w:b w:val="0"/>
+                <w:sz w:val="18"/>
+                <w:u w:val="none"/>
+              </w:rPr>
+              <w:t>ARE64L STEP-ONE RENEWABLE ENERGY LIMITED</w:t>
+            </w:r>
+          </w:p>
+        </w:tc>
+        <w:tc>
+          <w:tcPr>
+            <w:tcW w:type="dxa" w:w="1587"/>
+            <w:shd w:val="clear" w:color="auto" w:fill="FFFFFF"/>
+            <w:tcBorders>
+              <w:top w:val="single" w:sz="4" w:space="0" w:color="000000"/>
+              <w:left w:val="single" w:sz="4" w:space="0" w:color="000000"/>
+              <w:bottom w:val="single" w:sz="4" w:space="0" w:color="000000"/>
+              <w:right w:val="single" w:sz="4" w:space="0" w:color="000000"/>
+            </w:tcBorders>
+            <w:vAlign w:val="center"/>
+          </w:tcPr>
+          <w:p>
+            <w:pPr>
+              <w:spacing w:before="40" w:after="40"/>
+              <w:jc w:val="left"/>
+            </w:pPr>
+            <w:r>
+              <w:rPr>
+                <w:rFonts w:ascii="Adani" w:hAnsi="Adani"/>
+                <w:b w:val="0"/>
+                <w:sz w:val="18"/>
+                <w:u w:val="none"/>
+              </w:rPr>
+              <w:t>Director</w:t>
+            </w:r>
+          </w:p>
+        </w:tc>
+        <w:tc>
+          <w:tcPr>
+            <w:tcW w:type="dxa" w:w="1304"/>
+            <w:shd w:val="clear" w:color="auto" w:fill="FFFFFF"/>
+            <w:tcBorders>
+              <w:top w:val="single" w:sz="4" w:space="0" w:color="000000"/>
+              <w:left w:val="single" w:sz="4" w:space="0" w:color="000000"/>
+              <w:bottom w:val="single" w:sz="4" w:space="0" w:color="000000"/>
+              <w:right w:val="single" w:sz="4" w:space="0" w:color="000000"/>
+            </w:tcBorders>
+            <w:vAlign w:val="center"/>
+          </w:tcPr>
+          <w:p>
+            <w:pPr>
+              <w:spacing w:before="40" w:after="40"/>
+              <w:jc w:val="left"/>
+            </w:pPr>
+            <w:r>
+              <w:rPr>
+                <w:rFonts w:ascii="Adani" w:hAnsi="Adani"/>
+                <w:b w:val="0"/>
+                <w:sz w:val="18"/>
+                <w:u w:val="none"/>
+              </w:rPr>
+              <w:t>07/05/2026</w:t>
+            </w:r>
+          </w:p>
+        </w:tc>
+      </w:tr>
+      <w:tr>
+        <w:tc>
+          <w:tcPr>
+            <w:tcW w:type="dxa" w:w="2268"/>
+            <w:shd w:val="clear" w:color="auto" w:fill="FFFFFF"/>
+            <w:tcBorders>
+              <w:top w:val="single" w:sz="4" w:space="0" w:color="000000"/>
+              <w:left w:val="single" w:sz="4" w:space="0" w:color="000000"/>
+              <w:bottom w:val="single" w:sz="4" w:space="0" w:color="000000"/>
+              <w:right w:val="single" w:sz="4" w:space="0" w:color="000000"/>
+            </w:tcBorders>
+            <w:vAlign w:val="center"/>
+          </w:tcPr>
+          <w:p>
+            <w:pPr>
+              <w:spacing w:before="40" w:after="40"/>
+              <w:jc w:val="left"/>
+            </w:pPr>
+            <w:r>
+              <w:rPr>
+                <w:rFonts w:ascii="Adani" w:hAnsi="Adani"/>
+                <w:b w:val="0"/>
+                <w:sz w:val="18"/>
+                <w:u w:val="none"/>
+              </w:rPr>
+              <w:t>U35105GJ2026PLC177562</w:t>
+            </w:r>
+          </w:p>
+        </w:tc>
+        <w:tc>
+          <w:tcPr>
+            <w:tcW w:type="dxa" w:w="4252"/>
+            <w:shd w:val="clear" w:color="auto" w:fill="FFFFFF"/>
+            <w:tcBorders>
+              <w:top w:val="single" w:sz="4" w:space="0" w:color="000000"/>
+              <w:left w:val="single" w:sz="4" w:space="0" w:color="000000"/>
+              <w:bottom w:val="single" w:sz="4" w:space="0" w:color="000000"/>
+              <w:right w:val="single" w:sz="4" w:space="0" w:color="000000"/>
+            </w:tcBorders>
+            <w:vAlign w:val="center"/>
+          </w:tcPr>
+          <w:p>
+            <w:pPr>
+              <w:spacing w:before="40" w:after="40"/>
+              <w:jc w:val="left"/>
+            </w:pPr>
+            <w:r>
+              <w:rPr>
+                <w:rFonts w:ascii="Adani" w:hAnsi="Adani"/>
+                <w:b w:val="0"/>
+                <w:sz w:val="18"/>
+                <w:u w:val="none"/>
+              </w:rPr>
+              <w:t>ARE64L STEP-TWO RENEWABLE ENERGY LIMITED</w:t>
+            </w:r>
+          </w:p>
+        </w:tc>
+        <w:tc>
+          <w:tcPr>
+            <w:tcW w:type="dxa" w:w="1587"/>
+            <w:shd w:val="clear" w:color="auto" w:fill="FFFFFF"/>
+            <w:tcBorders>
+              <w:top w:val="single" w:sz="4" w:space="0" w:color="000000"/>
+              <w:left w:val="single" w:sz="4" w:space="0" w:color="000000"/>
+              <w:bottom w:val="single" w:sz="4" w:space="0" w:color="000000"/>
+              <w:right w:val="single" w:sz="4" w:space="0" w:color="000000"/>
+            </w:tcBorders>
+            <w:vAlign w:val="center"/>
+          </w:tcPr>
+          <w:p>
+            <w:pPr>
+              <w:spacing w:before="40" w:after="40"/>
+              <w:jc w:val="left"/>
+            </w:pPr>
+            <w:r>
+              <w:rPr>
+                <w:rFonts w:ascii="Adani" w:hAnsi="Adani"/>
+                <w:b w:val="0"/>
+                <w:sz w:val="18"/>
+                <w:u w:val="none"/>
+              </w:rPr>
+              <w:t>Director</w:t>
+            </w:r>
+          </w:p>
+        </w:tc>
+        <w:tc>
+          <w:tcPr>
+            <w:tcW w:type="dxa" w:w="1304"/>
+            <w:shd w:val="clear" w:color="auto" w:fill="FFFFFF"/>
+            <w:tcBorders>
+              <w:top w:val="single" w:sz="4" w:space="0" w:color="000000"/>
+              <w:left w:val="single" w:sz="4" w:space="0" w:color="000000"/>
+              <w:bottom w:val="single" w:sz="4" w:space="0" w:color="000000"/>
+              <w:right w:val="single" w:sz="4" w:space="0" w:color="000000"/>
+            </w:tcBorders>
+            <w:vAlign w:val="center"/>
+          </w:tcPr>
+          <w:p>
+            <w:pPr>
+              <w:spacing w:before="40" w:after="40"/>
+              <w:jc w:val="left"/>
+            </w:pPr>
+            <w:r>
+              <w:rPr>
+                <w:rFonts w:ascii="Adani" w:hAnsi="Adani"/>
+                <w:b w:val="0"/>
+                <w:sz w:val="18"/>
+                <w:u w:val="none"/>
+              </w:rPr>
+              <w:t>07/05/2026</w:t>
             </w:r>
           </w:p>
         </w:tc>
@@ -5916,120 +6545,6 @@
                 <w:sz w:val="18"/>
                 <w:u w:val="none"/>
               </w:rPr>
-              <w:t>U40106DL2018PTC337546</w:t>
-            </w:r>
-          </w:p>
-        </w:tc>
-        <w:tc>
-          <w:tcPr>
-            <w:tcW w:type="dxa" w:w="4252"/>
-            <w:shd w:val="clear" w:color="auto" w:fill="FFFFFF"/>
-            <w:tcBorders>
-              <w:top w:val="single" w:sz="4" w:space="0" w:color="000000"/>
-              <w:left w:val="single" w:sz="4" w:space="0" w:color="000000"/>
-              <w:bottom w:val="single" w:sz="4" w:space="0" w:color="000000"/>
-              <w:right w:val="single" w:sz="4" w:space="0" w:color="000000"/>
-            </w:tcBorders>
-            <w:vAlign w:val="center"/>
-          </w:tcPr>
-          <w:p>
-            <w:pPr>
-              <w:spacing w:before="40" w:after="40"/>
-              <w:jc w:val="left"/>
-            </w:pPr>
-            <w:r>
-              <w:rPr>
-                <w:rFonts w:ascii="Adani" w:hAnsi="Adani"/>
-                <w:b w:val="0"/>
-                <w:sz w:val="18"/>
-                <w:u w:val="none"/>
-              </w:rPr>
-              <w:t>ADANI SOLAR ENERGY JAISALMER TWO PRIVATE LIMITED</w:t>
-            </w:r>
-          </w:p>
-        </w:tc>
-        <w:tc>
-          <w:tcPr>
-            <w:tcW w:type="dxa" w:w="1587"/>
-            <w:shd w:val="clear" w:color="auto" w:fill="FFFFFF"/>
-            <w:tcBorders>
-              <w:top w:val="single" w:sz="4" w:space="0" w:color="000000"/>
-              <w:left w:val="single" w:sz="4" w:space="0" w:color="000000"/>
-              <w:bottom w:val="single" w:sz="4" w:space="0" w:color="000000"/>
-              <w:right w:val="single" w:sz="4" w:space="0" w:color="000000"/>
-            </w:tcBorders>
-            <w:vAlign w:val="center"/>
-          </w:tcPr>
-          <w:p>
-            <w:pPr>
-              <w:spacing w:before="40" w:after="40"/>
-              <w:jc w:val="left"/>
-            </w:pPr>
-            <w:r>
-              <w:rPr>
-                <w:rFonts w:ascii="Adani" w:hAnsi="Adani"/>
-                <w:b w:val="0"/>
-                <w:sz w:val="18"/>
-                <w:u w:val="none"/>
-              </w:rPr>
-              <w:t>Additional Director</w:t>
-            </w:r>
-          </w:p>
-        </w:tc>
-        <w:tc>
-          <w:tcPr>
-            <w:tcW w:type="dxa" w:w="1304"/>
-            <w:shd w:val="clear" w:color="auto" w:fill="FFFFFF"/>
-            <w:tcBorders>
-              <w:top w:val="single" w:sz="4" w:space="0" w:color="000000"/>
-              <w:left w:val="single" w:sz="4" w:space="0" w:color="000000"/>
-              <w:bottom w:val="single" w:sz="4" w:space="0" w:color="000000"/>
-              <w:right w:val="single" w:sz="4" w:space="0" w:color="000000"/>
-            </w:tcBorders>
-            <w:vAlign w:val="center"/>
-          </w:tcPr>
-          <w:p>
-            <w:pPr>
-              <w:spacing w:before="40" w:after="40"/>
-              <w:jc w:val="left"/>
-            </w:pPr>
-            <w:r>
-              <w:rPr>
-                <w:rFonts w:ascii="Adani" w:hAnsi="Adani"/>
-                <w:b w:val="0"/>
-                <w:sz w:val="18"/>
-                <w:u w:val="none"/>
-              </w:rPr>
-              <w:t>11/08/2023</w:t>
-            </w:r>
-          </w:p>
-        </w:tc>
-      </w:tr>
-      <w:tr>
-        <w:tc>
-          <w:tcPr>
-            <w:tcW w:type="dxa" w:w="2268"/>
-            <w:shd w:val="clear" w:color="auto" w:fill="FFFFFF"/>
-            <w:tcBorders>
-              <w:top w:val="single" w:sz="4" w:space="0" w:color="000000"/>
-              <w:left w:val="single" w:sz="4" w:space="0" w:color="000000"/>
-              <w:bottom w:val="single" w:sz="4" w:space="0" w:color="000000"/>
-              <w:right w:val="single" w:sz="4" w:space="0" w:color="000000"/>
-            </w:tcBorders>
-            <w:vAlign w:val="center"/>
-          </w:tcPr>
-          <w:p>
-            <w:pPr>
-              <w:spacing w:before="40" w:after="40"/>
-              <w:jc w:val="left"/>
-            </w:pPr>
-            <w:r>
-              <w:rPr>
-                <w:rFonts w:ascii="Adani" w:hAnsi="Adani"/>
-                <w:b w:val="0"/>
-                <w:sz w:val="18"/>
-                <w:u w:val="none"/>
-              </w:rPr>
               <w:t>U40109GJ2018PLC102187</w:t>
             </w:r>
           </w:p>
@@ -6258,7 +6773,7 @@
                 <w:sz w:val="18"/>
                 <w:u w:val="none"/>
               </w:rPr>
-              <w:t>U40106GJ2019PLC106798</w:t>
+              <w:t>U40106GJ2015PLC083399</w:t>
             </w:r>
           </w:p>
         </w:tc>
@@ -6286,7 +6801,7 @@
                 <w:sz w:val="18"/>
                 <w:u w:val="none"/>
               </w:rPr>
-              <w:t>ADANI WIND ENERGY KUTCHH FIVE LIMITED</w:t>
+              <w:t>KAMUTHI SOLAR POWER LIMITED</w:t>
             </w:r>
           </w:p>
         </w:tc>
@@ -6342,7 +6857,7 @@
                 <w:sz w:val="18"/>
                 <w:u w:val="none"/>
               </w:rPr>
-              <w:t>25/02/2019</w:t>
+              <w:t>10/07/2021</w:t>
             </w:r>
           </w:p>
         </w:tc>
@@ -6372,7 +6887,7 @@
                 <w:sz w:val="18"/>
                 <w:u w:val="none"/>
               </w:rPr>
-              <w:t>U40106GJ2018PLC104745</w:t>
+              <w:t>U40300GJ2015PLC083427</w:t>
             </w:r>
           </w:p>
         </w:tc>
@@ -6400,7 +6915,7 @@
                 <w:sz w:val="18"/>
                 <w:u w:val="none"/>
               </w:rPr>
-              <w:t>ADANI SOLAR ENERGY CHITRAKOOT ONE LIMITED</w:t>
+              <w:t>RAMNAD RENEWABLE ENERGY LIMITED</w:t>
             </w:r>
           </w:p>
         </w:tc>
@@ -6456,7 +6971,7 @@
                 <w:sz w:val="18"/>
                 <w:u w:val="none"/>
               </w:rPr>
-              <w:t>15/10/2018</w:t>
+              <w:t>10/07/2021</w:t>
             </w:r>
           </w:p>
         </w:tc>
@@ -6486,7 +7001,7 @@
                 <w:sz w:val="18"/>
                 <w:u w:val="none"/>
               </w:rPr>
-              <w:t>U40108GJ2018PLC104033</w:t>
+              <w:t>U40106GJ2015PLC083404</w:t>
             </w:r>
           </w:p>
         </w:tc>
@@ -6514,7 +7029,7 @@
                 <w:sz w:val="18"/>
                 <w:u w:val="none"/>
               </w:rPr>
-              <w:t>ADANI SAUR URJA (KA) LIMITED</w:t>
+              <w:t>RAMNAD SOLAR POWER LIMITED</w:t>
             </w:r>
           </w:p>
         </w:tc>
@@ -6570,7 +7085,121 @@
                 <w:sz w:val="18"/>
                 <w:u w:val="none"/>
               </w:rPr>
-              <w:t>11/09/2018</w:t>
+              <w:t>31/03/2021</w:t>
+            </w:r>
+          </w:p>
+        </w:tc>
+      </w:tr>
+      <w:tr>
+        <w:tc>
+          <w:tcPr>
+            <w:tcW w:type="dxa" w:w="2268"/>
+            <w:shd w:val="clear" w:color="auto" w:fill="FFFFFF"/>
+            <w:tcBorders>
+              <w:top w:val="single" w:sz="4" w:space="0" w:color="000000"/>
+              <w:left w:val="single" w:sz="4" w:space="0" w:color="000000"/>
+              <w:bottom w:val="single" w:sz="4" w:space="0" w:color="000000"/>
+              <w:right w:val="single" w:sz="4" w:space="0" w:color="000000"/>
+            </w:tcBorders>
+            <w:vAlign w:val="center"/>
+          </w:tcPr>
+          <w:p>
+            <w:pPr>
+              <w:spacing w:before="40" w:after="40"/>
+              <w:jc w:val="left"/>
+            </w:pPr>
+            <w:r>
+              <w:rPr>
+                <w:rFonts w:ascii="Adani" w:hAnsi="Adani"/>
+                <w:b w:val="0"/>
+                <w:sz w:val="18"/>
+                <w:u w:val="none"/>
+              </w:rPr>
+              <w:t>U40100GJ2015PLC083451</w:t>
+            </w:r>
+          </w:p>
+        </w:tc>
+        <w:tc>
+          <w:tcPr>
+            <w:tcW w:type="dxa" w:w="4252"/>
+            <w:shd w:val="clear" w:color="auto" w:fill="FFFFFF"/>
+            <w:tcBorders>
+              <w:top w:val="single" w:sz="4" w:space="0" w:color="000000"/>
+              <w:left w:val="single" w:sz="4" w:space="0" w:color="000000"/>
+              <w:bottom w:val="single" w:sz="4" w:space="0" w:color="000000"/>
+              <w:right w:val="single" w:sz="4" w:space="0" w:color="000000"/>
+            </w:tcBorders>
+            <w:vAlign w:val="center"/>
+          </w:tcPr>
+          <w:p>
+            <w:pPr>
+              <w:spacing w:before="40" w:after="40"/>
+              <w:jc w:val="left"/>
+            </w:pPr>
+            <w:r>
+              <w:rPr>
+                <w:rFonts w:ascii="Adani" w:hAnsi="Adani"/>
+                <w:b w:val="0"/>
+                <w:sz w:val="18"/>
+                <w:u w:val="none"/>
+              </w:rPr>
+              <w:t>KAMUTHI RENEWABLE ENERGY LIMITED</w:t>
+            </w:r>
+          </w:p>
+        </w:tc>
+        <w:tc>
+          <w:tcPr>
+            <w:tcW w:type="dxa" w:w="1587"/>
+            <w:shd w:val="clear" w:color="auto" w:fill="FFFFFF"/>
+            <w:tcBorders>
+              <w:top w:val="single" w:sz="4" w:space="0" w:color="000000"/>
+              <w:left w:val="single" w:sz="4" w:space="0" w:color="000000"/>
+              <w:bottom w:val="single" w:sz="4" w:space="0" w:color="000000"/>
+              <w:right w:val="single" w:sz="4" w:space="0" w:color="000000"/>
+            </w:tcBorders>
+            <w:vAlign w:val="center"/>
+          </w:tcPr>
+          <w:p>
+            <w:pPr>
+              <w:spacing w:before="40" w:after="40"/>
+              <w:jc w:val="left"/>
+            </w:pPr>
+            <w:r>
+              <w:rPr>
+                <w:rFonts w:ascii="Adani" w:hAnsi="Adani"/>
+                <w:b w:val="0"/>
+                <w:sz w:val="18"/>
+                <w:u w:val="none"/>
+              </w:rPr>
+              <w:t>Director</w:t>
+            </w:r>
+          </w:p>
+        </w:tc>
+        <w:tc>
+          <w:tcPr>
+            <w:tcW w:type="dxa" w:w="1304"/>
+            <w:shd w:val="clear" w:color="auto" w:fill="FFFFFF"/>
+            <w:tcBorders>
+              <w:top w:val="single" w:sz="4" w:space="0" w:color="000000"/>
+              <w:left w:val="single" w:sz="4" w:space="0" w:color="000000"/>
+              <w:bottom w:val="single" w:sz="4" w:space="0" w:color="000000"/>
+              <w:right w:val="single" w:sz="4" w:space="0" w:color="000000"/>
+            </w:tcBorders>
+            <w:vAlign w:val="center"/>
+          </w:tcPr>
+          <w:p>
+            <w:pPr>
+              <w:spacing w:before="40" w:after="40"/>
+              <w:jc w:val="left"/>
+            </w:pPr>
+            <w:r>
+              <w:rPr>
+                <w:rFonts w:ascii="Adani" w:hAnsi="Adani"/>
+                <w:b w:val="0"/>
+                <w:sz w:val="18"/>
+                <w:u w:val="none"/>
+              </w:rPr>
+              <w:t>31/03/2021</w:t>
             </w:r>
           </w:p>
         </w:tc>

--- a/Backend/Director_Disclosure/Output_Disclosures/2024-25/ADANI_SOLAR_ENERGY_JAISALMER_TWO_PRIVATE_LIMITED/MBP-1/MBP1_Manish_Karna_07387787.docx
+++ b/Backend/Director_Disclosure/Output_Disclosures/2024-25/ADANI_SOLAR_ENERGY_JAISALMER_TWO_PRIVATE_LIMITED/MBP-1/MBP1_Manish_Karna_07387787.docx
@@ -673,7 +673,7 @@
                 <w:sz w:val="18"/>
                 <w:u w:val="none"/>
               </w:rPr>
-              <w:t>ADANI RENEWABLE ENERGY FIFTY ONE LIMITED</w:t>
+              <w:t>ADANI RENEWABLE ENERGY TWENTY ONE LIMITED</w:t>
             </w:r>
           </w:p>
         </w:tc>
@@ -757,7 +757,7 @@
                 <w:sz w:val="18"/>
                 <w:u w:val="none"/>
               </w:rPr>
-              <w:t>21/06/2025</w:t>
+              <w:t>19/06/2025</w:t>
             </w:r>
           </w:p>
         </w:tc>
@@ -788,6 +788,148 @@
                 <w:u w:val="none"/>
               </w:rPr>
               <w:t>4</w:t>
+            </w:r>
+          </w:p>
+        </w:tc>
+        <w:tc>
+          <w:tcPr>
+            <w:tcW w:type="dxa" w:w="3969"/>
+            <w:shd w:val="clear" w:color="auto" w:fill="FFFFFF"/>
+            <w:tcBorders>
+              <w:top w:val="single" w:sz="4" w:space="0" w:color="000000"/>
+              <w:left w:val="single" w:sz="4" w:space="0" w:color="000000"/>
+              <w:bottom w:val="single" w:sz="4" w:space="0" w:color="000000"/>
+              <w:right w:val="single" w:sz="4" w:space="0" w:color="000000"/>
+            </w:tcBorders>
+            <w:vAlign w:val="center"/>
+          </w:tcPr>
+          <w:p>
+            <w:pPr>
+              <w:spacing w:before="40" w:after="40"/>
+              <w:jc w:val="left"/>
+            </w:pPr>
+            <w:r>
+              <w:rPr>
+                <w:rFonts w:ascii="Adani" w:hAnsi="Adani"/>
+                <w:b w:val="0"/>
+                <w:sz w:val="18"/>
+                <w:u w:val="none"/>
+              </w:rPr>
+              <w:t>ADANI RENEWABLE ENERGY TWENTY LIMITED</w:t>
+            </w:r>
+          </w:p>
+        </w:tc>
+        <w:tc>
+          <w:tcPr>
+            <w:tcW w:type="dxa" w:w="1814"/>
+            <w:shd w:val="clear" w:color="auto" w:fill="FFFFFF"/>
+            <w:tcBorders>
+              <w:top w:val="single" w:sz="4" w:space="0" w:color="000000"/>
+              <w:left w:val="single" w:sz="4" w:space="0" w:color="000000"/>
+              <w:bottom w:val="single" w:sz="4" w:space="0" w:color="000000"/>
+              <w:right w:val="single" w:sz="4" w:space="0" w:color="000000"/>
+            </w:tcBorders>
+            <w:vAlign w:val="center"/>
+          </w:tcPr>
+          <w:p>
+            <w:pPr>
+              <w:spacing w:before="40" w:after="40"/>
+              <w:jc w:val="left"/>
+            </w:pPr>
+            <w:r>
+              <w:rPr>
+                <w:rFonts w:ascii="Adani" w:hAnsi="Adani"/>
+                <w:b w:val="0"/>
+                <w:sz w:val="18"/>
+                <w:u w:val="none"/>
+              </w:rPr>
+              <w:t>Director</w:t>
+            </w:r>
+          </w:p>
+        </w:tc>
+        <w:tc>
+          <w:tcPr>
+            <w:tcW w:type="dxa" w:w="1020"/>
+            <w:shd w:val="clear" w:color="auto" w:fill="FFFFFF"/>
+            <w:tcBorders>
+              <w:top w:val="single" w:sz="4" w:space="0" w:color="000000"/>
+              <w:left w:val="single" w:sz="4" w:space="0" w:color="000000"/>
+              <w:bottom w:val="single" w:sz="4" w:space="0" w:color="000000"/>
+              <w:right w:val="single" w:sz="4" w:space="0" w:color="000000"/>
+            </w:tcBorders>
+            <w:vAlign w:val="center"/>
+          </w:tcPr>
+          <w:p>
+            <w:pPr>
+              <w:spacing w:before="40" w:after="40"/>
+              <w:jc w:val="left"/>
+            </w:pPr>
+            <w:r>
+              <w:rPr>
+                <w:rFonts w:ascii="Adani" w:hAnsi="Adani"/>
+                <w:b w:val="0"/>
+                <w:sz w:val="18"/>
+                <w:u w:val="none"/>
+              </w:rPr>
+              <w:t>NIL</w:t>
+            </w:r>
+          </w:p>
+        </w:tc>
+        <w:tc>
+          <w:tcPr>
+            <w:tcW w:type="dxa" w:w="1247"/>
+            <w:shd w:val="clear" w:color="auto" w:fill="FFFFFF"/>
+            <w:tcBorders>
+              <w:top w:val="single" w:sz="4" w:space="0" w:color="000000"/>
+              <w:left w:val="single" w:sz="4" w:space="0" w:color="000000"/>
+              <w:bottom w:val="single" w:sz="4" w:space="0" w:color="000000"/>
+              <w:right w:val="single" w:sz="4" w:space="0" w:color="000000"/>
+            </w:tcBorders>
+            <w:vAlign w:val="center"/>
+          </w:tcPr>
+          <w:p>
+            <w:pPr>
+              <w:spacing w:before="40" w:after="40"/>
+              <w:jc w:val="left"/>
+            </w:pPr>
+            <w:r>
+              <w:rPr>
+                <w:rFonts w:ascii="Adani" w:hAnsi="Adani"/>
+                <w:b w:val="0"/>
+                <w:sz w:val="18"/>
+                <w:u w:val="none"/>
+              </w:rPr>
+              <w:t>19/06/2025</w:t>
+            </w:r>
+          </w:p>
+        </w:tc>
+      </w:tr>
+      <w:tr>
+        <w:tc>
+          <w:tcPr>
+            <w:tcW w:type="dxa" w:w="680"/>
+            <w:shd w:val="clear" w:color="auto" w:fill="FFFFFF"/>
+            <w:tcBorders>
+              <w:top w:val="single" w:sz="4" w:space="0" w:color="000000"/>
+              <w:left w:val="single" w:sz="4" w:space="0" w:color="000000"/>
+              <w:bottom w:val="single" w:sz="4" w:space="0" w:color="000000"/>
+              <w:right w:val="single" w:sz="4" w:space="0" w:color="000000"/>
+            </w:tcBorders>
+            <w:vAlign w:val="center"/>
+          </w:tcPr>
+          <w:p>
+            <w:pPr>
+              <w:spacing w:before="40" w:after="40"/>
+              <w:jc w:val="left"/>
+            </w:pPr>
+            <w:r>
+              <w:rPr>
+                <w:rFonts w:ascii="Adani" w:hAnsi="Adani"/>
+                <w:b w:val="0"/>
+                <w:sz w:val="18"/>
+                <w:u w:val="none"/>
+              </w:rPr>
+              <w:t>5</w:t>
             </w:r>
           </w:p>
         </w:tc>
@@ -929,291 +1071,7 @@
                 <w:sz w:val="18"/>
                 <w:u w:val="none"/>
               </w:rPr>
-              <w:t>5</w:t>
-            </w:r>
-          </w:p>
-        </w:tc>
-        <w:tc>
-          <w:tcPr>
-            <w:tcW w:type="dxa" w:w="3969"/>
-            <w:shd w:val="clear" w:color="auto" w:fill="FFFFFF"/>
-            <w:tcBorders>
-              <w:top w:val="single" w:sz="4" w:space="0" w:color="000000"/>
-              <w:left w:val="single" w:sz="4" w:space="0" w:color="000000"/>
-              <w:bottom w:val="single" w:sz="4" w:space="0" w:color="000000"/>
-              <w:right w:val="single" w:sz="4" w:space="0" w:color="000000"/>
-            </w:tcBorders>
-            <w:vAlign w:val="center"/>
-          </w:tcPr>
-          <w:p>
-            <w:pPr>
-              <w:spacing w:before="40" w:after="40"/>
-              <w:jc w:val="left"/>
-            </w:pPr>
-            <w:r>
-              <w:rPr>
-                <w:rFonts w:ascii="Adani" w:hAnsi="Adani"/>
-                <w:b w:val="0"/>
-                <w:sz w:val="18"/>
-                <w:u w:val="none"/>
-              </w:rPr>
-              <w:t>ADANI RENEWABLE ENERGY TWENTY LIMITED</w:t>
-            </w:r>
-          </w:p>
-        </w:tc>
-        <w:tc>
-          <w:tcPr>
-            <w:tcW w:type="dxa" w:w="1814"/>
-            <w:shd w:val="clear" w:color="auto" w:fill="FFFFFF"/>
-            <w:tcBorders>
-              <w:top w:val="single" w:sz="4" w:space="0" w:color="000000"/>
-              <w:left w:val="single" w:sz="4" w:space="0" w:color="000000"/>
-              <w:bottom w:val="single" w:sz="4" w:space="0" w:color="000000"/>
-              <w:right w:val="single" w:sz="4" w:space="0" w:color="000000"/>
-            </w:tcBorders>
-            <w:vAlign w:val="center"/>
-          </w:tcPr>
-          <w:p>
-            <w:pPr>
-              <w:spacing w:before="40" w:after="40"/>
-              <w:jc w:val="left"/>
-            </w:pPr>
-            <w:r>
-              <w:rPr>
-                <w:rFonts w:ascii="Adani" w:hAnsi="Adani"/>
-                <w:b w:val="0"/>
-                <w:sz w:val="18"/>
-                <w:u w:val="none"/>
-              </w:rPr>
-              <w:t>Director</w:t>
-            </w:r>
-          </w:p>
-        </w:tc>
-        <w:tc>
-          <w:tcPr>
-            <w:tcW w:type="dxa" w:w="1020"/>
-            <w:shd w:val="clear" w:color="auto" w:fill="FFFFFF"/>
-            <w:tcBorders>
-              <w:top w:val="single" w:sz="4" w:space="0" w:color="000000"/>
-              <w:left w:val="single" w:sz="4" w:space="0" w:color="000000"/>
-              <w:bottom w:val="single" w:sz="4" w:space="0" w:color="000000"/>
-              <w:right w:val="single" w:sz="4" w:space="0" w:color="000000"/>
-            </w:tcBorders>
-            <w:vAlign w:val="center"/>
-          </w:tcPr>
-          <w:p>
-            <w:pPr>
-              <w:spacing w:before="40" w:after="40"/>
-              <w:jc w:val="left"/>
-            </w:pPr>
-            <w:r>
-              <w:rPr>
-                <w:rFonts w:ascii="Adani" w:hAnsi="Adani"/>
-                <w:b w:val="0"/>
-                <w:sz w:val="18"/>
-                <w:u w:val="none"/>
-              </w:rPr>
-              <w:t>NIL</w:t>
-            </w:r>
-          </w:p>
-        </w:tc>
-        <w:tc>
-          <w:tcPr>
-            <w:tcW w:type="dxa" w:w="1247"/>
-            <w:shd w:val="clear" w:color="auto" w:fill="FFFFFF"/>
-            <w:tcBorders>
-              <w:top w:val="single" w:sz="4" w:space="0" w:color="000000"/>
-              <w:left w:val="single" w:sz="4" w:space="0" w:color="000000"/>
-              <w:bottom w:val="single" w:sz="4" w:space="0" w:color="000000"/>
-              <w:right w:val="single" w:sz="4" w:space="0" w:color="000000"/>
-            </w:tcBorders>
-            <w:vAlign w:val="center"/>
-          </w:tcPr>
-          <w:p>
-            <w:pPr>
-              <w:spacing w:before="40" w:after="40"/>
-              <w:jc w:val="left"/>
-            </w:pPr>
-            <w:r>
-              <w:rPr>
-                <w:rFonts w:ascii="Adani" w:hAnsi="Adani"/>
-                <w:b w:val="0"/>
-                <w:sz w:val="18"/>
-                <w:u w:val="none"/>
-              </w:rPr>
-              <w:t>19/06/2025</w:t>
-            </w:r>
-          </w:p>
-        </w:tc>
-      </w:tr>
-      <w:tr>
-        <w:tc>
-          <w:tcPr>
-            <w:tcW w:type="dxa" w:w="680"/>
-            <w:shd w:val="clear" w:color="auto" w:fill="FFFFFF"/>
-            <w:tcBorders>
-              <w:top w:val="single" w:sz="4" w:space="0" w:color="000000"/>
-              <w:left w:val="single" w:sz="4" w:space="0" w:color="000000"/>
-              <w:bottom w:val="single" w:sz="4" w:space="0" w:color="000000"/>
-              <w:right w:val="single" w:sz="4" w:space="0" w:color="000000"/>
-            </w:tcBorders>
-            <w:vAlign w:val="center"/>
-          </w:tcPr>
-          <w:p>
-            <w:pPr>
-              <w:spacing w:before="40" w:after="40"/>
-              <w:jc w:val="left"/>
-            </w:pPr>
-            <w:r>
-              <w:rPr>
-                <w:rFonts w:ascii="Adani" w:hAnsi="Adani"/>
-                <w:b w:val="0"/>
-                <w:sz w:val="18"/>
-                <w:u w:val="none"/>
-              </w:rPr>
               <w:t>6</w:t>
-            </w:r>
-          </w:p>
-        </w:tc>
-        <w:tc>
-          <w:tcPr>
-            <w:tcW w:type="dxa" w:w="3969"/>
-            <w:shd w:val="clear" w:color="auto" w:fill="FFFFFF"/>
-            <w:tcBorders>
-              <w:top w:val="single" w:sz="4" w:space="0" w:color="000000"/>
-              <w:left w:val="single" w:sz="4" w:space="0" w:color="000000"/>
-              <w:bottom w:val="single" w:sz="4" w:space="0" w:color="000000"/>
-              <w:right w:val="single" w:sz="4" w:space="0" w:color="000000"/>
-            </w:tcBorders>
-            <w:vAlign w:val="center"/>
-          </w:tcPr>
-          <w:p>
-            <w:pPr>
-              <w:spacing w:before="40" w:after="40"/>
-              <w:jc w:val="left"/>
-            </w:pPr>
-            <w:r>
-              <w:rPr>
-                <w:rFonts w:ascii="Adani" w:hAnsi="Adani"/>
-                <w:b w:val="0"/>
-                <w:sz w:val="18"/>
-                <w:u w:val="none"/>
-              </w:rPr>
-              <w:t>ADANI RENEWABLE ENERGY TWENTY ONE LIMITED</w:t>
-            </w:r>
-          </w:p>
-        </w:tc>
-        <w:tc>
-          <w:tcPr>
-            <w:tcW w:type="dxa" w:w="1814"/>
-            <w:shd w:val="clear" w:color="auto" w:fill="FFFFFF"/>
-            <w:tcBorders>
-              <w:top w:val="single" w:sz="4" w:space="0" w:color="000000"/>
-              <w:left w:val="single" w:sz="4" w:space="0" w:color="000000"/>
-              <w:bottom w:val="single" w:sz="4" w:space="0" w:color="000000"/>
-              <w:right w:val="single" w:sz="4" w:space="0" w:color="000000"/>
-            </w:tcBorders>
-            <w:vAlign w:val="center"/>
-          </w:tcPr>
-          <w:p>
-            <w:pPr>
-              <w:spacing w:before="40" w:after="40"/>
-              <w:jc w:val="left"/>
-            </w:pPr>
-            <w:r>
-              <w:rPr>
-                <w:rFonts w:ascii="Adani" w:hAnsi="Adani"/>
-                <w:b w:val="0"/>
-                <w:sz w:val="18"/>
-                <w:u w:val="none"/>
-              </w:rPr>
-              <w:t>Director</w:t>
-            </w:r>
-          </w:p>
-        </w:tc>
-        <w:tc>
-          <w:tcPr>
-            <w:tcW w:type="dxa" w:w="1020"/>
-            <w:shd w:val="clear" w:color="auto" w:fill="FFFFFF"/>
-            <w:tcBorders>
-              <w:top w:val="single" w:sz="4" w:space="0" w:color="000000"/>
-              <w:left w:val="single" w:sz="4" w:space="0" w:color="000000"/>
-              <w:bottom w:val="single" w:sz="4" w:space="0" w:color="000000"/>
-              <w:right w:val="single" w:sz="4" w:space="0" w:color="000000"/>
-            </w:tcBorders>
-            <w:vAlign w:val="center"/>
-          </w:tcPr>
-          <w:p>
-            <w:pPr>
-              <w:spacing w:before="40" w:after="40"/>
-              <w:jc w:val="left"/>
-            </w:pPr>
-            <w:r>
-              <w:rPr>
-                <w:rFonts w:ascii="Adani" w:hAnsi="Adani"/>
-                <w:b w:val="0"/>
-                <w:sz w:val="18"/>
-                <w:u w:val="none"/>
-              </w:rPr>
-              <w:t>NIL</w:t>
-            </w:r>
-          </w:p>
-        </w:tc>
-        <w:tc>
-          <w:tcPr>
-            <w:tcW w:type="dxa" w:w="1247"/>
-            <w:shd w:val="clear" w:color="auto" w:fill="FFFFFF"/>
-            <w:tcBorders>
-              <w:top w:val="single" w:sz="4" w:space="0" w:color="000000"/>
-              <w:left w:val="single" w:sz="4" w:space="0" w:color="000000"/>
-              <w:bottom w:val="single" w:sz="4" w:space="0" w:color="000000"/>
-              <w:right w:val="single" w:sz="4" w:space="0" w:color="000000"/>
-            </w:tcBorders>
-            <w:vAlign w:val="center"/>
-          </w:tcPr>
-          <w:p>
-            <w:pPr>
-              <w:spacing w:before="40" w:after="40"/>
-              <w:jc w:val="left"/>
-            </w:pPr>
-            <w:r>
-              <w:rPr>
-                <w:rFonts w:ascii="Adani" w:hAnsi="Adani"/>
-                <w:b w:val="0"/>
-                <w:sz w:val="18"/>
-                <w:u w:val="none"/>
-              </w:rPr>
-              <w:t>19/06/2025</w:t>
-            </w:r>
-          </w:p>
-        </w:tc>
-      </w:tr>
-      <w:tr>
-        <w:tc>
-          <w:tcPr>
-            <w:tcW w:type="dxa" w:w="680"/>
-            <w:shd w:val="clear" w:color="auto" w:fill="FFFFFF"/>
-            <w:tcBorders>
-              <w:top w:val="single" w:sz="4" w:space="0" w:color="000000"/>
-              <w:left w:val="single" w:sz="4" w:space="0" w:color="000000"/>
-              <w:bottom w:val="single" w:sz="4" w:space="0" w:color="000000"/>
-              <w:right w:val="single" w:sz="4" w:space="0" w:color="000000"/>
-            </w:tcBorders>
-            <w:vAlign w:val="center"/>
-          </w:tcPr>
-          <w:p>
-            <w:pPr>
-              <w:spacing w:before="40" w:after="40"/>
-              <w:jc w:val="left"/>
-            </w:pPr>
-            <w:r>
-              <w:rPr>
-                <w:rFonts w:ascii="Adani" w:hAnsi="Adani"/>
-                <w:b w:val="0"/>
-                <w:sz w:val="18"/>
-                <w:u w:val="none"/>
-              </w:rPr>
-              <w:t>7</w:t>
             </w:r>
           </w:p>
         </w:tc>
@@ -1355,7 +1213,7 @@
                 <w:sz w:val="18"/>
                 <w:u w:val="none"/>
               </w:rPr>
-              <w:t>8</w:t>
+              <w:t>7</w:t>
             </w:r>
           </w:p>
         </w:tc>
@@ -1497,7 +1355,7 @@
                 <w:sz w:val="18"/>
                 <w:u w:val="none"/>
               </w:rPr>
-              <w:t>9</w:t>
+              <w:t>8</w:t>
             </w:r>
           </w:p>
         </w:tc>
@@ -1639,7 +1497,7 @@
                 <w:sz w:val="18"/>
                 <w:u w:val="none"/>
               </w:rPr>
-              <w:t>10</w:t>
+              <w:t>9</w:t>
             </w:r>
           </w:p>
         </w:tc>
@@ -1781,7 +1639,7 @@
                 <w:sz w:val="18"/>
                 <w:u w:val="none"/>
               </w:rPr>
-              <w:t>11</w:t>
+              <w:t>10</w:t>
             </w:r>
           </w:p>
         </w:tc>
@@ -1923,7 +1781,7 @@
                 <w:sz w:val="18"/>
                 <w:u w:val="none"/>
               </w:rPr>
-              <w:t>12</w:t>
+              <w:t>11</w:t>
             </w:r>
           </w:p>
         </w:tc>
@@ -2065,7 +1923,7 @@
                 <w:sz w:val="18"/>
                 <w:u w:val="none"/>
               </w:rPr>
-              <w:t>13</w:t>
+              <w:t>12</w:t>
             </w:r>
           </w:p>
         </w:tc>
@@ -2207,7 +2065,7 @@
                 <w:sz w:val="18"/>
                 <w:u w:val="none"/>
               </w:rPr>
-              <w:t>14</w:t>
+              <w:t>13</w:t>
             </w:r>
           </w:p>
         </w:tc>
@@ -2349,7 +2207,7 @@
                 <w:sz w:val="18"/>
                 <w:u w:val="none"/>
               </w:rPr>
-              <w:t>15</w:t>
+              <w:t>14</w:t>
             </w:r>
           </w:p>
         </w:tc>
@@ -2491,7 +2349,7 @@
                 <w:sz w:val="18"/>
                 <w:u w:val="none"/>
               </w:rPr>
-              <w:t>16</w:t>
+              <w:t>15</w:t>
             </w:r>
           </w:p>
         </w:tc>
@@ -2633,7 +2491,7 @@
                 <w:sz w:val="18"/>
                 <w:u w:val="none"/>
               </w:rPr>
-              <w:t>17</w:t>
+              <w:t>16</w:t>
             </w:r>
           </w:p>
         </w:tc>
@@ -2982,7 +2840,7 @@
                 <w:sz w:val="18"/>
                 <w:u w:val="none"/>
               </w:rPr>
-              <w:t>Date:   15th May, 2026</w:t>
+              <w:t>Date:   27th May, 2026</w:t>
             </w:r>
           </w:p>
         </w:tc>
@@ -4019,7 +3877,7 @@
                 <w:sz w:val="18"/>
                 <w:u w:val="none"/>
               </w:rPr>
-              <w:t>Date:   15th May, 2026</w:t>
+              <w:t>Date:   27th May, 2026</w:t>
             </w:r>
           </w:p>
         </w:tc>
@@ -4180,7 +4038,7 @@
           <w:sz w:val="20"/>
           <w:u w:val="none"/>
         </w:rPr>
-        <w:t>15th May, 2026</w:t>
+        <w:t>27th May, 2026</w:t>
       </w:r>
     </w:p>
     <w:p>
@@ -4255,22 +4113,7 @@
           <w:sz w:val="20"/>
           <w:u w:val="none"/>
         </w:rPr>
-        <w:t>ADANI RENEWABLE ENERGY FIFTY ONE LIMITED</w:t>
-      </w:r>
-    </w:p>
-    <w:p>
-      <w:pPr>
-        <w:spacing w:before="0" w:after="20"/>
-        <w:jc w:val="left"/>
-      </w:pPr>
-      <w:r>
-        <w:rPr>
-          <w:rFonts w:ascii="Adani" w:hAnsi="Adani"/>
-          <w:b/>
-          <w:sz w:val="20"/>
-          <w:u w:val="none"/>
-        </w:rPr>
-        <w:t>ADANI RENEWABLE ENERGY NINETEEN LIMITED</w:t>
+        <w:t>ADANI RENEWABLE ENERGY TWENTY ONE LIMITED</w:t>
       </w:r>
     </w:p>
     <w:p>
@@ -4300,7 +4143,7 @@
           <w:sz w:val="20"/>
           <w:u w:val="none"/>
         </w:rPr>
-        <w:t>ADANI RENEWABLE ENERGY TWENTY ONE LIMITED</w:t>
+        <w:t>ADANI RENEWABLE ENERGY NINETEEN LIMITED</w:t>
       </w:r>
     </w:p>
     <w:p>
@@ -4556,22 +4399,7 @@
           <w:sz w:val="20"/>
           <w:u w:val="none"/>
         </w:rPr>
-        <w:t>ADANI RENEWABLE ENERGY FIFTY ONE LIMITED</w:t>
-      </w:r>
-    </w:p>
-    <w:p>
-      <w:pPr>
-        <w:spacing w:before="0" w:after="20"/>
-        <w:jc w:val="left"/>
-      </w:pPr>
-      <w:r>
-        <w:rPr>
-          <w:rFonts w:ascii="Adani" w:hAnsi="Adani"/>
-          <w:b w:val="0"/>
-          <w:sz w:val="20"/>
-          <w:u w:val="none"/>
-        </w:rPr>
-        <w:t>ADANI RENEWABLE ENERGY NINETEEN LIMITED</w:t>
+        <w:t>ADANI RENEWABLE ENERGY TWENTY ONE LIMITED</w:t>
       </w:r>
     </w:p>
     <w:p>
@@ -4601,7 +4429,7 @@
           <w:sz w:val="20"/>
           <w:u w:val="none"/>
         </w:rPr>
-        <w:t>ADANI RENEWABLE ENERGY TWENTY ONE LIMITED</w:t>
+        <w:t>ADANI RENEWABLE ENERGY NINETEEN LIMITED</w:t>
       </w:r>
     </w:p>
     <w:p>
@@ -5574,7 +5402,7 @@
                 <w:sz w:val="18"/>
                 <w:u w:val="none"/>
               </w:rPr>
-              <w:t>17</w:t>
+              <w:t>16</w:t>
             </w:r>
           </w:p>
         </w:tc>
@@ -5975,7 +5803,7 @@
                 <w:sz w:val="18"/>
                 <w:u w:val="none"/>
               </w:rPr>
-              <w:t>U35105GJ2023PLC146936</w:t>
+              <w:t>U40106DL2019PLC345047</w:t>
             </w:r>
           </w:p>
         </w:tc>
@@ -6003,121 +5831,7 @@
                 <w:sz w:val="18"/>
                 <w:u w:val="none"/>
               </w:rPr>
-              <w:t>ADANI RENEWABLE ENERGY FIFTY ONE LIMITED</w:t>
-            </w:r>
-          </w:p>
-        </w:tc>
-        <w:tc>
-          <w:tcPr>
-            <w:tcW w:type="dxa" w:w="1587"/>
-            <w:shd w:val="clear" w:color="auto" w:fill="FFFFFF"/>
-            <w:tcBorders>
-              <w:top w:val="single" w:sz="4" w:space="0" w:color="000000"/>
-              <w:left w:val="single" w:sz="4" w:space="0" w:color="000000"/>
-              <w:bottom w:val="single" w:sz="4" w:space="0" w:color="000000"/>
-              <w:right w:val="single" w:sz="4" w:space="0" w:color="000000"/>
-            </w:tcBorders>
-            <w:vAlign w:val="center"/>
-          </w:tcPr>
-          <w:p>
-            <w:pPr>
-              <w:spacing w:before="40" w:after="40"/>
-              <w:jc w:val="left"/>
-            </w:pPr>
-            <w:r>
-              <w:rPr>
-                <w:rFonts w:ascii="Adani" w:hAnsi="Adani"/>
-                <w:b w:val="0"/>
-                <w:sz w:val="18"/>
-                <w:u w:val="none"/>
-              </w:rPr>
-              <w:t>Director</w:t>
-            </w:r>
-          </w:p>
-        </w:tc>
-        <w:tc>
-          <w:tcPr>
-            <w:tcW w:type="dxa" w:w="1304"/>
-            <w:shd w:val="clear" w:color="auto" w:fill="FFFFFF"/>
-            <w:tcBorders>
-              <w:top w:val="single" w:sz="4" w:space="0" w:color="000000"/>
-              <w:left w:val="single" w:sz="4" w:space="0" w:color="000000"/>
-              <w:bottom w:val="single" w:sz="4" w:space="0" w:color="000000"/>
-              <w:right w:val="single" w:sz="4" w:space="0" w:color="000000"/>
-            </w:tcBorders>
-            <w:vAlign w:val="center"/>
-          </w:tcPr>
-          <w:p>
-            <w:pPr>
-              <w:spacing w:before="40" w:after="40"/>
-              <w:jc w:val="left"/>
-            </w:pPr>
-            <w:r>
-              <w:rPr>
-                <w:rFonts w:ascii="Adani" w:hAnsi="Adani"/>
-                <w:b w:val="0"/>
-                <w:sz w:val="18"/>
-                <w:u w:val="none"/>
-              </w:rPr>
-              <w:t>21/06/2025</w:t>
-            </w:r>
-          </w:p>
-        </w:tc>
-      </w:tr>
-      <w:tr>
-        <w:tc>
-          <w:tcPr>
-            <w:tcW w:type="dxa" w:w="2268"/>
-            <w:shd w:val="clear" w:color="auto" w:fill="FFFFFF"/>
-            <w:tcBorders>
-              <w:top w:val="single" w:sz="4" w:space="0" w:color="000000"/>
-              <w:left w:val="single" w:sz="4" w:space="0" w:color="000000"/>
-              <w:bottom w:val="single" w:sz="4" w:space="0" w:color="000000"/>
-              <w:right w:val="single" w:sz="4" w:space="0" w:color="000000"/>
-            </w:tcBorders>
-            <w:vAlign w:val="center"/>
-          </w:tcPr>
-          <w:p>
-            <w:pPr>
-              <w:spacing w:before="40" w:after="40"/>
-              <w:jc w:val="left"/>
-            </w:pPr>
-            <w:r>
-              <w:rPr>
-                <w:rFonts w:ascii="Adani" w:hAnsi="Adani"/>
-                <w:b w:val="0"/>
-                <w:sz w:val="18"/>
-                <w:u w:val="none"/>
-              </w:rPr>
-              <w:t>U40300DL2019PLC345048</w:t>
-            </w:r>
-          </w:p>
-        </w:tc>
-        <w:tc>
-          <w:tcPr>
-            <w:tcW w:type="dxa" w:w="4252"/>
-            <w:shd w:val="clear" w:color="auto" w:fill="FFFFFF"/>
-            <w:tcBorders>
-              <w:top w:val="single" w:sz="4" w:space="0" w:color="000000"/>
-              <w:left w:val="single" w:sz="4" w:space="0" w:color="000000"/>
-              <w:bottom w:val="single" w:sz="4" w:space="0" w:color="000000"/>
-              <w:right w:val="single" w:sz="4" w:space="0" w:color="000000"/>
-            </w:tcBorders>
-            <w:vAlign w:val="center"/>
-          </w:tcPr>
-          <w:p>
-            <w:pPr>
-              <w:spacing w:before="40" w:after="40"/>
-              <w:jc w:val="left"/>
-            </w:pPr>
-            <w:r>
-              <w:rPr>
-                <w:rFonts w:ascii="Adani" w:hAnsi="Adani"/>
-                <w:b w:val="0"/>
-                <w:sz w:val="18"/>
-                <w:u w:val="none"/>
-              </w:rPr>
-              <w:t>ADANI RENEWABLE ENERGY NINETEEN LIMITED</w:t>
+              <w:t>ADANI RENEWABLE ENERGY TWENTY ONE LIMITED</w:t>
             </w:r>
           </w:p>
         </w:tc>
@@ -6317,7 +6031,7 @@
                 <w:sz w:val="18"/>
                 <w:u w:val="none"/>
               </w:rPr>
-              <w:t>U40106DL2019PLC345047</w:t>
+              <w:t>U40300DL2019PLC345048</w:t>
             </w:r>
           </w:p>
         </w:tc>
@@ -6345,7 +6059,7 @@
                 <w:sz w:val="18"/>
                 <w:u w:val="none"/>
               </w:rPr>
-              <w:t>ADANI RENEWABLE ENERGY TWENTY ONE LIMITED</w:t>
+              <w:t>ADANI RENEWABLE ENERGY NINETEEN LIMITED</w:t>
             </w:r>
           </w:p>
         </w:tc>
